--- a/visualization/01_matplotlib_시작하기/01_matplotlib_시작하기_교안.docx
+++ b/visualization/01_matplotlib_시작하기/01_matplotlib_시작하기_교안.docx
@@ -6042,6 +6042,33 @@
                 <w:rFonts w:ascii="Consolas" w:cs="Consolas" w:eastAsia="맑은 고딕" w:hAnsi="Consolas"/>
                 <w:b w:val="false"/>
                 <w:bCs w:val="false"/>
+                <w:i/>
+                <w:iCs/>
+                <w:color w:val="6A9955"/>
+                <w:sz w:val="17"/>
+                <w:szCs w:val="17"/>
+              </w:rPr>
+              <w:t xml:space="preserve"># x 축에 쓸 월 이름과 y 축 값</w:t>
+            </w:r>
+          </w:p>
+          <w:p>
+            <w:pPr>
+              <w:spacing w:after="0" w:line="252"/>
+            </w:pPr>
+            <w:r>
+              <w:rPr>
+                <w:rFonts w:ascii="Consolas" w:cs="Consolas" w:eastAsia="맑은 고딕" w:hAnsi="Consolas"/>
+                <w:color w:val="A0A0A0"/>
+                <w:sz w:val="17"/>
+                <w:szCs w:val="17"/>
+              </w:rPr>
+              <w:t xml:space="preserve">12  </w:t>
+            </w:r>
+            <w:r>
+              <w:rPr>
+                <w:rFonts w:ascii="Consolas" w:cs="Consolas" w:eastAsia="맑은 고딕" w:hAnsi="Consolas"/>
+                <w:b w:val="false"/>
+                <w:bCs w:val="false"/>
                 <w:i w:val="false"/>
                 <w:iCs w:val="false"/>
                 <w:color w:val="24292F"/>
@@ -6231,7 +6258,7 @@
                 <w:sz w:val="17"/>
                 <w:szCs w:val="17"/>
               </w:rPr>
-              <w:t xml:space="preserve">12  </w:t>
+              <w:t xml:space="preserve">13  </w:t>
             </w:r>
             <w:r>
               <w:rPr>
@@ -6427,7 +6454,7 @@
                 <w:sz w:val="17"/>
                 <w:szCs w:val="17"/>
               </w:rPr>
-              <w:t xml:space="preserve">13  </w:t>
+              <w:t xml:space="preserve">14  </w:t>
             </w:r>
             <w:r>
               <w:rPr>
@@ -6449,7 +6476,7 @@
                 <w:sz w:val="17"/>
                 <w:szCs w:val="17"/>
               </w:rPr>
-              <w:t xml:space="preserve">14  </w:t>
+              <w:t xml:space="preserve">15  </w:t>
             </w:r>
             <w:r>
               <w:rPr>
@@ -6567,7 +6594,34 @@
                 <w:sz w:val="17"/>
                 <w:szCs w:val="17"/>
               </w:rPr>
-              <w:t xml:space="preserve">15  </w:t>
+              <w:t xml:space="preserve">16  </w:t>
+            </w:r>
+            <w:r>
+              <w:rPr>
+                <w:rFonts w:ascii="Consolas" w:cs="Consolas" w:eastAsia="맑은 고딕" w:hAnsi="Consolas"/>
+                <w:b w:val="false"/>
+                <w:bCs w:val="false"/>
+                <w:i/>
+                <w:iCs/>
+                <w:color w:val="6A9955"/>
+                <w:sz w:val="17"/>
+                <w:szCs w:val="17"/>
+              </w:rPr>
+              <w:t xml:space="preserve"># 위의 글꼴 설정 덕분에 제목 · 축 이름의 한글이 네모(□)로 깨지지 않아요</w:t>
+            </w:r>
+          </w:p>
+          <w:p>
+            <w:pPr>
+              <w:spacing w:after="0" w:line="252"/>
+            </w:pPr>
+            <w:r>
+              <w:rPr>
+                <w:rFonts w:ascii="Consolas" w:cs="Consolas" w:eastAsia="맑은 고딕" w:hAnsi="Consolas"/>
+                <w:color w:val="A0A0A0"/>
+                <w:sz w:val="17"/>
+                <w:szCs w:val="17"/>
+              </w:rPr>
+              <w:t xml:space="preserve">17  </w:t>
             </w:r>
             <w:r>
               <w:rPr>
@@ -6659,7 +6713,7 @@
                 <w:sz w:val="17"/>
                 <w:szCs w:val="17"/>
               </w:rPr>
-              <w:t xml:space="preserve">16  </w:t>
+              <w:t xml:space="preserve">18  </w:t>
             </w:r>
             <w:r>
               <w:rPr>
@@ -6751,7 +6805,7 @@
                 <w:sz w:val="17"/>
                 <w:szCs w:val="17"/>
               </w:rPr>
-              <w:t xml:space="preserve">17  </w:t>
+              <w:t xml:space="preserve">19  </w:t>
             </w:r>
             <w:r>
               <w:rPr>
@@ -6843,7 +6897,7 @@
                 <w:sz w:val="17"/>
                 <w:szCs w:val="17"/>
               </w:rPr>
-              <w:t xml:space="preserve">18  </w:t>
+              <w:t xml:space="preserve">20  </w:t>
             </w:r>
             <w:r>
               <w:rPr>
@@ -7065,7 +7119,7 @@
                 <w:sz w:val="17"/>
                 <w:szCs w:val="17"/>
               </w:rPr>
-              <w:t xml:space="preserve">19  </w:t>
+              <w:t xml:space="preserve">21  </w:t>
             </w:r>
             <w:r>
               <w:rPr>
@@ -7303,7 +7357,7 @@
                 <w:sz w:val="19"/>
                 <w:szCs w:val="19"/>
               </w:rPr>
-              <w:t xml:space="preserve">11</w:t>
+              <w:t xml:space="preserve">12</w:t>
             </w:r>
           </w:p>
         </w:tc>
@@ -7421,7 +7475,7 @@
                 <w:sz w:val="19"/>
                 <w:szCs w:val="19"/>
               </w:rPr>
-              <w:t xml:space="preserve">15</w:t>
+              <w:t xml:space="preserve">17</w:t>
             </w:r>
           </w:p>
         </w:tc>
@@ -7523,7 +7577,7 @@
                 <w:sz w:val="19"/>
                 <w:szCs w:val="19"/>
               </w:rPr>
-              <w:t xml:space="preserve">16</w:t>
+              <w:t xml:space="preserve">18</w:t>
             </w:r>
           </w:p>
         </w:tc>
@@ -7625,7 +7679,7 @@
                 <w:sz w:val="19"/>
                 <w:szCs w:val="19"/>
               </w:rPr>
-              <w:t xml:space="preserve">18</w:t>
+              <w:t xml:space="preserve">20</w:t>
             </w:r>
           </w:p>
         </w:tc>
@@ -13350,6 +13404,33 @@
                 <w:rFonts w:ascii="Consolas" w:cs="Consolas" w:eastAsia="맑은 고딕" w:hAnsi="Consolas"/>
                 <w:b w:val="false"/>
                 <w:bCs w:val="false"/>
+                <w:i/>
+                <w:iCs/>
+                <w:color w:val="6A9955"/>
+                <w:sz w:val="17"/>
+                <w:szCs w:val="17"/>
+              </w:rPr>
+              <w:t xml:space="preserve"># x = 1 ~ 10, 기울기가 다른 세 직선의 y 값</w:t>
+            </w:r>
+          </w:p>
+          <w:p>
+            <w:pPr>
+              <w:spacing w:after="0" w:line="252"/>
+            </w:pPr>
+            <w:r>
+              <w:rPr>
+                <w:rFonts w:ascii="Consolas" w:cs="Consolas" w:eastAsia="맑은 고딕" w:hAnsi="Consolas"/>
+                <w:color w:val="A0A0A0"/>
+                <w:sz w:val="17"/>
+                <w:szCs w:val="17"/>
+              </w:rPr>
+              <w:t xml:space="preserve">12  </w:t>
+            </w:r>
+            <w:r>
+              <w:rPr>
+                <w:rFonts w:ascii="Consolas" w:cs="Consolas" w:eastAsia="맑은 고딕" w:hAnsi="Consolas"/>
+                <w:b w:val="false"/>
+                <w:bCs w:val="false"/>
                 <w:i w:val="false"/>
                 <w:iCs w:val="false"/>
                 <w:color w:val="24292F"/>
@@ -13487,7 +13568,7 @@
                 <w:sz w:val="17"/>
                 <w:szCs w:val="17"/>
               </w:rPr>
-              <w:t xml:space="preserve">12  </w:t>
+              <w:t xml:space="preserve">13  </w:t>
             </w:r>
             <w:r>
               <w:rPr>
@@ -13683,7 +13764,7 @@
                 <w:sz w:val="17"/>
                 <w:szCs w:val="17"/>
               </w:rPr>
-              <w:t xml:space="preserve">13  </w:t>
+              <w:t xml:space="preserve">14  </w:t>
             </w:r>
             <w:r>
               <w:rPr>
@@ -13879,7 +13960,7 @@
                 <w:sz w:val="17"/>
                 <w:szCs w:val="17"/>
               </w:rPr>
-              <w:t xml:space="preserve">14  </w:t>
+              <w:t xml:space="preserve">15  </w:t>
             </w:r>
             <w:r>
               <w:rPr>
@@ -14075,7 +14156,7 @@
                 <w:sz w:val="17"/>
                 <w:szCs w:val="17"/>
               </w:rPr>
-              <w:t xml:space="preserve">15  </w:t>
+              <w:t xml:space="preserve">16  </w:t>
             </w:r>
             <w:r>
               <w:rPr>
@@ -14097,7 +14178,34 @@
                 <w:sz w:val="17"/>
                 <w:szCs w:val="17"/>
               </w:rPr>
-              <w:t xml:space="preserve">16  </w:t>
+              <w:t xml:space="preserve">17  </w:t>
+            </w:r>
+            <w:r>
+              <w:rPr>
+                <w:rFonts w:ascii="Consolas" w:cs="Consolas" w:eastAsia="맑은 고딕" w:hAnsi="Consolas"/>
+                <w:b w:val="false"/>
+                <w:bCs w:val="false"/>
+                <w:i/>
+                <w:iCs/>
+                <w:color w:val="6A9955"/>
+                <w:sz w:val="17"/>
+                <w:szCs w:val="17"/>
+              </w:rPr>
+              <w:t xml:space="preserve"># 그림 크기: 가로 8인치 × 세로 4.5인치</w:t>
+            </w:r>
+          </w:p>
+          <w:p>
+            <w:pPr>
+              <w:spacing w:after="0" w:line="252"/>
+            </w:pPr>
+            <w:r>
+              <w:rPr>
+                <w:rFonts w:ascii="Consolas" w:cs="Consolas" w:eastAsia="맑은 고딕" w:hAnsi="Consolas"/>
+                <w:color w:val="A0A0A0"/>
+                <w:sz w:val="17"/>
+                <w:szCs w:val="17"/>
+              </w:rPr>
+              <w:t xml:space="preserve">18  </w:t>
             </w:r>
             <w:r>
               <w:rPr>
@@ -14241,7 +14349,34 @@
                 <w:sz w:val="17"/>
                 <w:szCs w:val="17"/>
               </w:rPr>
-              <w:t xml:space="preserve">17  </w:t>
+              <w:t xml:space="preserve">19  </w:t>
+            </w:r>
+            <w:r>
+              <w:rPr>
+                <w:rFonts w:ascii="Consolas" w:cs="Consolas" w:eastAsia="맑은 고딕" w:hAnsi="Consolas"/>
+                <w:b w:val="false"/>
+                <w:bCs w:val="false"/>
+                <w:i/>
+                <w:iCs/>
+                <w:color w:val="6A9955"/>
+                <w:sz w:val="17"/>
+                <w:szCs w:val="17"/>
+              </w:rPr>
+              <w:t xml:space="preserve"># color 색, linestyle 선 모양("-" 실선, "--" 점선, ":" 짧은 점선), marker 점 모양, label 범례 이름</w:t>
+            </w:r>
+          </w:p>
+          <w:p>
+            <w:pPr>
+              <w:spacing w:after="0" w:line="252"/>
+            </w:pPr>
+            <w:r>
+              <w:rPr>
+                <w:rFonts w:ascii="Consolas" w:cs="Consolas" w:eastAsia="맑은 고딕" w:hAnsi="Consolas"/>
+                <w:color w:val="A0A0A0"/>
+                <w:sz w:val="17"/>
+                <w:szCs w:val="17"/>
+              </w:rPr>
+              <w:t xml:space="preserve">20  </w:t>
             </w:r>
             <w:r>
               <w:rPr>
@@ -14567,7 +14702,7 @@
                 <w:sz w:val="17"/>
                 <w:szCs w:val="17"/>
               </w:rPr>
-              <w:t xml:space="preserve">18  </w:t>
+              <w:t xml:space="preserve">21  </w:t>
             </w:r>
             <w:r>
               <w:rPr>
@@ -14893,7 +15028,34 @@
                 <w:sz w:val="17"/>
                 <w:szCs w:val="17"/>
               </w:rPr>
-              <w:t xml:space="preserve">19  </w:t>
+              <w:t xml:space="preserve">22  </w:t>
+            </w:r>
+            <w:r>
+              <w:rPr>
+                <w:rFonts w:ascii="Consolas" w:cs="Consolas" w:eastAsia="맑은 고딕" w:hAnsi="Consolas"/>
+                <w:b w:val="false"/>
+                <w:bCs w:val="false"/>
+                <w:i/>
+                <w:iCs/>
+                <w:color w:val="6A9955"/>
+                <w:sz w:val="17"/>
+                <w:szCs w:val="17"/>
+              </w:rPr>
+              <w:t xml:space="preserve"># "g:^" = 초록(g) + 짧은 점선(:) + 삼각형 점(^) 을 한 번에</w:t>
+            </w:r>
+          </w:p>
+          <w:p>
+            <w:pPr>
+              <w:spacing w:after="0" w:line="252"/>
+            </w:pPr>
+            <w:r>
+              <w:rPr>
+                <w:rFonts w:ascii="Consolas" w:cs="Consolas" w:eastAsia="맑은 고딕" w:hAnsi="Consolas"/>
+                <w:color w:val="A0A0A0"/>
+                <w:sz w:val="17"/>
+                <w:szCs w:val="17"/>
+              </w:rPr>
+              <w:t xml:space="preserve">23  </w:t>
             </w:r>
             <w:r>
               <w:rPr>
@@ -15193,7 +15355,7 @@
                 <w:sz w:val="17"/>
                 <w:szCs w:val="17"/>
               </w:rPr>
-              <w:t xml:space="preserve">20  </w:t>
+              <w:t xml:space="preserve">24  </w:t>
             </w:r>
             <w:r>
               <w:rPr>
@@ -15285,7 +15447,34 @@
                 <w:sz w:val="17"/>
                 <w:szCs w:val="17"/>
               </w:rPr>
-              <w:t xml:space="preserve">21  </w:t>
+              <w:t xml:space="preserve">25  </w:t>
+            </w:r>
+            <w:r>
+              <w:rPr>
+                <w:rFonts w:ascii="Consolas" w:cs="Consolas" w:eastAsia="맑은 고딕" w:hAnsi="Consolas"/>
+                <w:b w:val="false"/>
+                <w:bCs w:val="false"/>
+                <w:i/>
+                <w:iCs/>
+                <w:color w:val="6A9955"/>
+                <w:sz w:val="17"/>
+                <w:szCs w:val="17"/>
+              </w:rPr>
+              <w:t xml:space="preserve"># label 을 모아 범례 상자 만들기</w:t>
+            </w:r>
+          </w:p>
+          <w:p>
+            <w:pPr>
+              <w:spacing w:after="0" w:line="252"/>
+            </w:pPr>
+            <w:r>
+              <w:rPr>
+                <w:rFonts w:ascii="Consolas" w:cs="Consolas" w:eastAsia="맑은 고딕" w:hAnsi="Consolas"/>
+                <w:color w:val="A0A0A0"/>
+                <w:sz w:val="17"/>
+                <w:szCs w:val="17"/>
+              </w:rPr>
+              <w:t xml:space="preserve">26  </w:t>
             </w:r>
             <w:r>
               <w:rPr>
@@ -15351,7 +15540,7 @@
                 <w:sz w:val="17"/>
                 <w:szCs w:val="17"/>
               </w:rPr>
-              <w:t xml:space="preserve">22  </w:t>
+              <w:t xml:space="preserve">27  </w:t>
             </w:r>
             <w:r>
               <w:rPr>
@@ -15573,7 +15762,7 @@
                 <w:sz w:val="17"/>
                 <w:szCs w:val="17"/>
               </w:rPr>
-              <w:t xml:space="preserve">23  </w:t>
+              <w:t xml:space="preserve">28  </w:t>
             </w:r>
             <w:r>
               <w:rPr>
@@ -15811,7 +16000,7 @@
                 <w:sz w:val="19"/>
                 <w:szCs w:val="19"/>
               </w:rPr>
-              <w:t xml:space="preserve">17</w:t>
+              <w:t xml:space="preserve">20</w:t>
             </w:r>
           </w:p>
         </w:tc>
@@ -15957,7 +16146,7 @@
                 <w:sz w:val="19"/>
                 <w:szCs w:val="19"/>
               </w:rPr>
-              <w:t xml:space="preserve">19</w:t>
+              <w:t xml:space="preserve">23</w:t>
             </w:r>
           </w:p>
         </w:tc>
@@ -23727,375 +23916,13 @@
                 <w:rFonts w:ascii="Consolas" w:cs="Consolas" w:eastAsia="맑은 고딕" w:hAnsi="Consolas"/>
                 <w:b w:val="false"/>
                 <w:bCs w:val="false"/>
-                <w:i w:val="false"/>
-                <w:iCs w:val="false"/>
-                <w:color w:val="24292F"/>
-                <w:sz w:val="17"/>
-                <w:szCs w:val="17"/>
-              </w:rPr>
-              <w:t xml:space="preserve">x</w:t>
-            </w:r>
-            <w:r>
-              <w:rPr>
-                <w:rFonts w:ascii="Consolas" w:cs="Consolas" w:eastAsia="맑은 고딕" w:hAnsi="Consolas"/>
-                <w:b w:val="false"/>
-                <w:bCs w:val="false"/>
-                <w:i w:val="false"/>
-                <w:iCs w:val="false"/>
-                <w:color w:val="24292F"/>
-                <w:sz w:val="17"/>
-                <w:szCs w:val="17"/>
-              </w:rPr>
-              <w:t xml:space="preserve"> = [</w:t>
-            </w:r>
-            <w:r>
-              <w:rPr>
-                <w:rFonts w:ascii="Consolas" w:cs="Consolas" w:eastAsia="맑은 고딕" w:hAnsi="Consolas"/>
-                <w:b w:val="false"/>
-                <w:bCs w:val="false"/>
-                <w:i w:val="false"/>
-                <w:iCs w:val="false"/>
-                <w:color w:val="098658"/>
-                <w:sz w:val="17"/>
-                <w:szCs w:val="17"/>
-              </w:rPr>
-              <w:t xml:space="preserve">1</w:t>
-            </w:r>
-            <w:r>
-              <w:rPr>
-                <w:rFonts w:ascii="Consolas" w:cs="Consolas" w:eastAsia="맑은 고딕" w:hAnsi="Consolas"/>
-                <w:b w:val="false"/>
-                <w:bCs w:val="false"/>
-                <w:i w:val="false"/>
-                <w:iCs w:val="false"/>
-                <w:color w:val="24292F"/>
-                <w:sz w:val="17"/>
-                <w:szCs w:val="17"/>
-              </w:rPr>
-              <w:t xml:space="preserve">, </w:t>
-            </w:r>
-            <w:r>
-              <w:rPr>
-                <w:rFonts w:ascii="Consolas" w:cs="Consolas" w:eastAsia="맑은 고딕" w:hAnsi="Consolas"/>
-                <w:b w:val="false"/>
-                <w:bCs w:val="false"/>
-                <w:i w:val="false"/>
-                <w:iCs w:val="false"/>
-                <w:color w:val="098658"/>
-                <w:sz w:val="17"/>
-                <w:szCs w:val="17"/>
-              </w:rPr>
-              <w:t xml:space="preserve">2</w:t>
-            </w:r>
-            <w:r>
-              <w:rPr>
-                <w:rFonts w:ascii="Consolas" w:cs="Consolas" w:eastAsia="맑은 고딕" w:hAnsi="Consolas"/>
-                <w:b w:val="false"/>
-                <w:bCs w:val="false"/>
-                <w:i w:val="false"/>
-                <w:iCs w:val="false"/>
-                <w:color w:val="24292F"/>
-                <w:sz w:val="17"/>
-                <w:szCs w:val="17"/>
-              </w:rPr>
-              <w:t xml:space="preserve">, </w:t>
-            </w:r>
-            <w:r>
-              <w:rPr>
-                <w:rFonts w:ascii="Consolas" w:cs="Consolas" w:eastAsia="맑은 고딕" w:hAnsi="Consolas"/>
-                <w:b w:val="false"/>
-                <w:bCs w:val="false"/>
-                <w:i w:val="false"/>
-                <w:iCs w:val="false"/>
-                <w:color w:val="098658"/>
-                <w:sz w:val="17"/>
-                <w:szCs w:val="17"/>
-              </w:rPr>
-              <w:t xml:space="preserve">3</w:t>
-            </w:r>
-            <w:r>
-              <w:rPr>
-                <w:rFonts w:ascii="Consolas" w:cs="Consolas" w:eastAsia="맑은 고딕" w:hAnsi="Consolas"/>
-                <w:b w:val="false"/>
-                <w:bCs w:val="false"/>
-                <w:i w:val="false"/>
-                <w:iCs w:val="false"/>
-                <w:color w:val="24292F"/>
-                <w:sz w:val="17"/>
-                <w:szCs w:val="17"/>
-              </w:rPr>
-              <w:t xml:space="preserve">, </w:t>
-            </w:r>
-            <w:r>
-              <w:rPr>
-                <w:rFonts w:ascii="Consolas" w:cs="Consolas" w:eastAsia="맑은 고딕" w:hAnsi="Consolas"/>
-                <w:b w:val="false"/>
-                <w:bCs w:val="false"/>
-                <w:i w:val="false"/>
-                <w:iCs w:val="false"/>
-                <w:color w:val="098658"/>
-                <w:sz w:val="17"/>
-                <w:szCs w:val="17"/>
-              </w:rPr>
-              <w:t xml:space="preserve">4</w:t>
-            </w:r>
-            <w:r>
-              <w:rPr>
-                <w:rFonts w:ascii="Consolas" w:cs="Consolas" w:eastAsia="맑은 고딕" w:hAnsi="Consolas"/>
-                <w:b w:val="false"/>
-                <w:bCs w:val="false"/>
-                <w:i w:val="false"/>
-                <w:iCs w:val="false"/>
-                <w:color w:val="24292F"/>
-                <w:sz w:val="17"/>
-                <w:szCs w:val="17"/>
-              </w:rPr>
-              <w:t xml:space="preserve">, </w:t>
-            </w:r>
-            <w:r>
-              <w:rPr>
-                <w:rFonts w:ascii="Consolas" w:cs="Consolas" w:eastAsia="맑은 고딕" w:hAnsi="Consolas"/>
-                <w:b w:val="false"/>
-                <w:bCs w:val="false"/>
-                <w:i w:val="false"/>
-                <w:iCs w:val="false"/>
-                <w:color w:val="098658"/>
-                <w:sz w:val="17"/>
-                <w:szCs w:val="17"/>
-              </w:rPr>
-              <w:t xml:space="preserve">5</w:t>
-            </w:r>
-            <w:r>
-              <w:rPr>
-                <w:rFonts w:ascii="Consolas" w:cs="Consolas" w:eastAsia="맑은 고딕" w:hAnsi="Consolas"/>
-                <w:b w:val="false"/>
-                <w:bCs w:val="false"/>
-                <w:i w:val="false"/>
-                <w:iCs w:val="false"/>
-                <w:color w:val="24292F"/>
-                <w:sz w:val="17"/>
-                <w:szCs w:val="17"/>
-              </w:rPr>
-              <w:t xml:space="preserve">]</w:t>
-            </w:r>
-          </w:p>
-          <w:p>
-            <w:pPr>
-              <w:spacing w:after="0" w:line="252"/>
-            </w:pPr>
-            <w:r>
-              <w:rPr>
-                <w:rFonts w:ascii="Consolas" w:cs="Consolas" w:eastAsia="맑은 고딕" w:hAnsi="Consolas"/>
-                <w:color w:val="A0A0A0"/>
-                <w:sz w:val="17"/>
-                <w:szCs w:val="17"/>
-              </w:rPr>
-              <w:t xml:space="preserve">12  </w:t>
-            </w:r>
-            <w:r>
-              <w:rPr>
-                <w:rFonts w:ascii="Consolas" w:cs="Consolas" w:eastAsia="맑은 고딕" w:hAnsi="Consolas"/>
-                <w:b w:val="false"/>
-                <w:bCs w:val="false"/>
-                <w:i w:val="false"/>
-                <w:iCs w:val="false"/>
-                <w:color w:val="24292F"/>
-                <w:sz w:val="17"/>
-                <w:szCs w:val="17"/>
-              </w:rPr>
-              <w:t xml:space="preserve">y</w:t>
-            </w:r>
-            <w:r>
-              <w:rPr>
-                <w:rFonts w:ascii="Consolas" w:cs="Consolas" w:eastAsia="맑은 고딕" w:hAnsi="Consolas"/>
-                <w:b w:val="false"/>
-                <w:bCs w:val="false"/>
-                <w:i w:val="false"/>
-                <w:iCs w:val="false"/>
-                <w:color w:val="24292F"/>
-                <w:sz w:val="17"/>
-                <w:szCs w:val="17"/>
-              </w:rPr>
-              <w:t xml:space="preserve"> = [</w:t>
-            </w:r>
-            <w:r>
-              <w:rPr>
-                <w:rFonts w:ascii="Consolas" w:cs="Consolas" w:eastAsia="맑은 고딕" w:hAnsi="Consolas"/>
-                <w:b w:val="false"/>
-                <w:bCs w:val="false"/>
-                <w:i w:val="false"/>
-                <w:iCs w:val="false"/>
-                <w:color w:val="098658"/>
-                <w:sz w:val="17"/>
-                <w:szCs w:val="17"/>
-              </w:rPr>
-              <w:t xml:space="preserve">2</w:t>
-            </w:r>
-            <w:r>
-              <w:rPr>
-                <w:rFonts w:ascii="Consolas" w:cs="Consolas" w:eastAsia="맑은 고딕" w:hAnsi="Consolas"/>
-                <w:b w:val="false"/>
-                <w:bCs w:val="false"/>
-                <w:i w:val="false"/>
-                <w:iCs w:val="false"/>
-                <w:color w:val="24292F"/>
-                <w:sz w:val="17"/>
-                <w:szCs w:val="17"/>
-              </w:rPr>
-              <w:t xml:space="preserve">, </w:t>
-            </w:r>
-            <w:r>
-              <w:rPr>
-                <w:rFonts w:ascii="Consolas" w:cs="Consolas" w:eastAsia="맑은 고딕" w:hAnsi="Consolas"/>
-                <w:b w:val="false"/>
-                <w:bCs w:val="false"/>
-                <w:i w:val="false"/>
-                <w:iCs w:val="false"/>
-                <w:color w:val="098658"/>
-                <w:sz w:val="17"/>
-                <w:szCs w:val="17"/>
-              </w:rPr>
-              <w:t xml:space="preserve">4</w:t>
-            </w:r>
-            <w:r>
-              <w:rPr>
-                <w:rFonts w:ascii="Consolas" w:cs="Consolas" w:eastAsia="맑은 고딕" w:hAnsi="Consolas"/>
-                <w:b w:val="false"/>
-                <w:bCs w:val="false"/>
-                <w:i w:val="false"/>
-                <w:iCs w:val="false"/>
-                <w:color w:val="24292F"/>
-                <w:sz w:val="17"/>
-                <w:szCs w:val="17"/>
-              </w:rPr>
-              <w:t xml:space="preserve">, </w:t>
-            </w:r>
-            <w:r>
-              <w:rPr>
-                <w:rFonts w:ascii="Consolas" w:cs="Consolas" w:eastAsia="맑은 고딕" w:hAnsi="Consolas"/>
-                <w:b w:val="false"/>
-                <w:bCs w:val="false"/>
-                <w:i w:val="false"/>
-                <w:iCs w:val="false"/>
-                <w:color w:val="098658"/>
-                <w:sz w:val="17"/>
-                <w:szCs w:val="17"/>
-              </w:rPr>
-              <w:t xml:space="preserve">3</w:t>
-            </w:r>
-            <w:r>
-              <w:rPr>
-                <w:rFonts w:ascii="Consolas" w:cs="Consolas" w:eastAsia="맑은 고딕" w:hAnsi="Consolas"/>
-                <w:b w:val="false"/>
-                <w:bCs w:val="false"/>
-                <w:i w:val="false"/>
-                <w:iCs w:val="false"/>
-                <w:color w:val="24292F"/>
-                <w:sz w:val="17"/>
-                <w:szCs w:val="17"/>
-              </w:rPr>
-              <w:t xml:space="preserve">, </w:t>
-            </w:r>
-            <w:r>
-              <w:rPr>
-                <w:rFonts w:ascii="Consolas" w:cs="Consolas" w:eastAsia="맑은 고딕" w:hAnsi="Consolas"/>
-                <w:b w:val="false"/>
-                <w:bCs w:val="false"/>
-                <w:i w:val="false"/>
-                <w:iCs w:val="false"/>
-                <w:color w:val="098658"/>
-                <w:sz w:val="17"/>
-                <w:szCs w:val="17"/>
-              </w:rPr>
-              <w:t xml:space="preserve">6</w:t>
-            </w:r>
-            <w:r>
-              <w:rPr>
-                <w:rFonts w:ascii="Consolas" w:cs="Consolas" w:eastAsia="맑은 고딕" w:hAnsi="Consolas"/>
-                <w:b w:val="false"/>
-                <w:bCs w:val="false"/>
-                <w:i w:val="false"/>
-                <w:iCs w:val="false"/>
-                <w:color w:val="24292F"/>
-                <w:sz w:val="17"/>
-                <w:szCs w:val="17"/>
-              </w:rPr>
-              <w:t xml:space="preserve">, </w:t>
-            </w:r>
-            <w:r>
-              <w:rPr>
-                <w:rFonts w:ascii="Consolas" w:cs="Consolas" w:eastAsia="맑은 고딕" w:hAnsi="Consolas"/>
-                <w:b w:val="false"/>
-                <w:bCs w:val="false"/>
-                <w:i w:val="false"/>
-                <w:iCs w:val="false"/>
-                <w:color w:val="098658"/>
-                <w:sz w:val="17"/>
-                <w:szCs w:val="17"/>
-              </w:rPr>
-              <w:t xml:space="preserve">5</w:t>
-            </w:r>
-            <w:r>
-              <w:rPr>
-                <w:rFonts w:ascii="Consolas" w:cs="Consolas" w:eastAsia="맑은 고딕" w:hAnsi="Consolas"/>
-                <w:b w:val="false"/>
-                <w:bCs w:val="false"/>
-                <w:i w:val="false"/>
-                <w:iCs w:val="false"/>
-                <w:color w:val="24292F"/>
-                <w:sz w:val="17"/>
-                <w:szCs w:val="17"/>
-              </w:rPr>
-              <w:t xml:space="preserve">]</w:t>
-            </w:r>
-          </w:p>
-          <w:p>
-            <w:pPr>
-              <w:spacing w:after="0" w:line="252"/>
-            </w:pPr>
-            <w:r>
-              <w:rPr>
-                <w:rFonts w:ascii="Consolas" w:cs="Consolas" w:eastAsia="맑은 고딕" w:hAnsi="Consolas"/>
-                <w:color w:val="A0A0A0"/>
-                <w:sz w:val="17"/>
-                <w:szCs w:val="17"/>
-              </w:rPr>
-              <w:t xml:space="preserve">13  </w:t>
-            </w:r>
-            <w:r>
-              <w:rPr>
-                <w:rFonts w:ascii="Consolas" w:cs="Consolas" w:eastAsia="맑은 고딕" w:hAnsi="Consolas"/>
-                <w:sz w:val="17"/>
-                <w:szCs w:val="17"/>
-              </w:rPr>
-              <w:t xml:space="preserve"> </w:t>
-            </w:r>
-          </w:p>
-          <w:p>
-            <w:pPr>
-              <w:spacing w:after="0" w:line="252"/>
-            </w:pPr>
-            <w:r>
-              <w:rPr>
-                <w:rFonts w:ascii="Consolas" w:cs="Consolas" w:eastAsia="맑은 고딕" w:hAnsi="Consolas"/>
-                <w:color w:val="A0A0A0"/>
-                <w:sz w:val="17"/>
-                <w:szCs w:val="17"/>
-              </w:rPr>
-              <w:t xml:space="preserve">14  </w:t>
-            </w:r>
-            <w:r>
-              <w:rPr>
-                <w:rFonts w:ascii="Consolas" w:cs="Consolas" w:eastAsia="맑은 고딕" w:hAnsi="Consolas"/>
-                <w:b w:val="false"/>
-                <w:bCs w:val="false"/>
                 <w:i/>
                 <w:iCs/>
                 <w:color w:val="6A9955"/>
                 <w:sz w:val="17"/>
                 <w:szCs w:val="17"/>
               </w:rPr>
-              <w:t xml:space="preserve"># 방법 1: plt 방식 (간단한 그래프 1개)</w:t>
+              <w:t xml:space="preserve"># 같은 데이터로 두 방식 비교</w:t>
             </w:r>
           </w:p>
           <w:p>
@@ -24109,671 +23936,369 @@
                 <w:sz w:val="17"/>
                 <w:szCs w:val="17"/>
               </w:rPr>
+              <w:t xml:space="preserve">12  </w:t>
+            </w:r>
+            <w:r>
+              <w:rPr>
+                <w:rFonts w:ascii="Consolas" w:cs="Consolas" w:eastAsia="맑은 고딕" w:hAnsi="Consolas"/>
+                <w:b w:val="false"/>
+                <w:bCs w:val="false"/>
+                <w:i w:val="false"/>
+                <w:iCs w:val="false"/>
+                <w:color w:val="24292F"/>
+                <w:sz w:val="17"/>
+                <w:szCs w:val="17"/>
+              </w:rPr>
+              <w:t xml:space="preserve">x</w:t>
+            </w:r>
+            <w:r>
+              <w:rPr>
+                <w:rFonts w:ascii="Consolas" w:cs="Consolas" w:eastAsia="맑은 고딕" w:hAnsi="Consolas"/>
+                <w:b w:val="false"/>
+                <w:bCs w:val="false"/>
+                <w:i w:val="false"/>
+                <w:iCs w:val="false"/>
+                <w:color w:val="24292F"/>
+                <w:sz w:val="17"/>
+                <w:szCs w:val="17"/>
+              </w:rPr>
+              <w:t xml:space="preserve"> = [</w:t>
+            </w:r>
+            <w:r>
+              <w:rPr>
+                <w:rFonts w:ascii="Consolas" w:cs="Consolas" w:eastAsia="맑은 고딕" w:hAnsi="Consolas"/>
+                <w:b w:val="false"/>
+                <w:bCs w:val="false"/>
+                <w:i w:val="false"/>
+                <w:iCs w:val="false"/>
+                <w:color w:val="098658"/>
+                <w:sz w:val="17"/>
+                <w:szCs w:val="17"/>
+              </w:rPr>
+              <w:t xml:space="preserve">1</w:t>
+            </w:r>
+            <w:r>
+              <w:rPr>
+                <w:rFonts w:ascii="Consolas" w:cs="Consolas" w:eastAsia="맑은 고딕" w:hAnsi="Consolas"/>
+                <w:b w:val="false"/>
+                <w:bCs w:val="false"/>
+                <w:i w:val="false"/>
+                <w:iCs w:val="false"/>
+                <w:color w:val="24292F"/>
+                <w:sz w:val="17"/>
+                <w:szCs w:val="17"/>
+              </w:rPr>
+              <w:t xml:space="preserve">, </w:t>
+            </w:r>
+            <w:r>
+              <w:rPr>
+                <w:rFonts w:ascii="Consolas" w:cs="Consolas" w:eastAsia="맑은 고딕" w:hAnsi="Consolas"/>
+                <w:b w:val="false"/>
+                <w:bCs w:val="false"/>
+                <w:i w:val="false"/>
+                <w:iCs w:val="false"/>
+                <w:color w:val="098658"/>
+                <w:sz w:val="17"/>
+                <w:szCs w:val="17"/>
+              </w:rPr>
+              <w:t xml:space="preserve">2</w:t>
+            </w:r>
+            <w:r>
+              <w:rPr>
+                <w:rFonts w:ascii="Consolas" w:cs="Consolas" w:eastAsia="맑은 고딕" w:hAnsi="Consolas"/>
+                <w:b w:val="false"/>
+                <w:bCs w:val="false"/>
+                <w:i w:val="false"/>
+                <w:iCs w:val="false"/>
+                <w:color w:val="24292F"/>
+                <w:sz w:val="17"/>
+                <w:szCs w:val="17"/>
+              </w:rPr>
+              <w:t xml:space="preserve">, </w:t>
+            </w:r>
+            <w:r>
+              <w:rPr>
+                <w:rFonts w:ascii="Consolas" w:cs="Consolas" w:eastAsia="맑은 고딕" w:hAnsi="Consolas"/>
+                <w:b w:val="false"/>
+                <w:bCs w:val="false"/>
+                <w:i w:val="false"/>
+                <w:iCs w:val="false"/>
+                <w:color w:val="098658"/>
+                <w:sz w:val="17"/>
+                <w:szCs w:val="17"/>
+              </w:rPr>
+              <w:t xml:space="preserve">3</w:t>
+            </w:r>
+            <w:r>
+              <w:rPr>
+                <w:rFonts w:ascii="Consolas" w:cs="Consolas" w:eastAsia="맑은 고딕" w:hAnsi="Consolas"/>
+                <w:b w:val="false"/>
+                <w:bCs w:val="false"/>
+                <w:i w:val="false"/>
+                <w:iCs w:val="false"/>
+                <w:color w:val="24292F"/>
+                <w:sz w:val="17"/>
+                <w:szCs w:val="17"/>
+              </w:rPr>
+              <w:t xml:space="preserve">, </w:t>
+            </w:r>
+            <w:r>
+              <w:rPr>
+                <w:rFonts w:ascii="Consolas" w:cs="Consolas" w:eastAsia="맑은 고딕" w:hAnsi="Consolas"/>
+                <w:b w:val="false"/>
+                <w:bCs w:val="false"/>
+                <w:i w:val="false"/>
+                <w:iCs w:val="false"/>
+                <w:color w:val="098658"/>
+                <w:sz w:val="17"/>
+                <w:szCs w:val="17"/>
+              </w:rPr>
+              <w:t xml:space="preserve">4</w:t>
+            </w:r>
+            <w:r>
+              <w:rPr>
+                <w:rFonts w:ascii="Consolas" w:cs="Consolas" w:eastAsia="맑은 고딕" w:hAnsi="Consolas"/>
+                <w:b w:val="false"/>
+                <w:bCs w:val="false"/>
+                <w:i w:val="false"/>
+                <w:iCs w:val="false"/>
+                <w:color w:val="24292F"/>
+                <w:sz w:val="17"/>
+                <w:szCs w:val="17"/>
+              </w:rPr>
+              <w:t xml:space="preserve">, </w:t>
+            </w:r>
+            <w:r>
+              <w:rPr>
+                <w:rFonts w:ascii="Consolas" w:cs="Consolas" w:eastAsia="맑은 고딕" w:hAnsi="Consolas"/>
+                <w:b w:val="false"/>
+                <w:bCs w:val="false"/>
+                <w:i w:val="false"/>
+                <w:iCs w:val="false"/>
+                <w:color w:val="098658"/>
+                <w:sz w:val="17"/>
+                <w:szCs w:val="17"/>
+              </w:rPr>
+              <w:t xml:space="preserve">5</w:t>
+            </w:r>
+            <w:r>
+              <w:rPr>
+                <w:rFonts w:ascii="Consolas" w:cs="Consolas" w:eastAsia="맑은 고딕" w:hAnsi="Consolas"/>
+                <w:b w:val="false"/>
+                <w:bCs w:val="false"/>
+                <w:i w:val="false"/>
+                <w:iCs w:val="false"/>
+                <w:color w:val="24292F"/>
+                <w:sz w:val="17"/>
+                <w:szCs w:val="17"/>
+              </w:rPr>
+              <w:t xml:space="preserve">]</w:t>
+            </w:r>
+          </w:p>
+          <w:p>
+            <w:pPr>
+              <w:spacing w:after="0" w:line="252"/>
+            </w:pPr>
+            <w:r>
+              <w:rPr>
+                <w:rFonts w:ascii="Consolas" w:cs="Consolas" w:eastAsia="맑은 고딕" w:hAnsi="Consolas"/>
+                <w:color w:val="A0A0A0"/>
+                <w:sz w:val="17"/>
+                <w:szCs w:val="17"/>
+              </w:rPr>
+              <w:t xml:space="preserve">13  </w:t>
+            </w:r>
+            <w:r>
+              <w:rPr>
+                <w:rFonts w:ascii="Consolas" w:cs="Consolas" w:eastAsia="맑은 고딕" w:hAnsi="Consolas"/>
+                <w:b w:val="false"/>
+                <w:bCs w:val="false"/>
+                <w:i w:val="false"/>
+                <w:iCs w:val="false"/>
+                <w:color w:val="24292F"/>
+                <w:sz w:val="17"/>
+                <w:szCs w:val="17"/>
+              </w:rPr>
+              <w:t xml:space="preserve">y</w:t>
+            </w:r>
+            <w:r>
+              <w:rPr>
+                <w:rFonts w:ascii="Consolas" w:cs="Consolas" w:eastAsia="맑은 고딕" w:hAnsi="Consolas"/>
+                <w:b w:val="false"/>
+                <w:bCs w:val="false"/>
+                <w:i w:val="false"/>
+                <w:iCs w:val="false"/>
+                <w:color w:val="24292F"/>
+                <w:sz w:val="17"/>
+                <w:szCs w:val="17"/>
+              </w:rPr>
+              <w:t xml:space="preserve"> = [</w:t>
+            </w:r>
+            <w:r>
+              <w:rPr>
+                <w:rFonts w:ascii="Consolas" w:cs="Consolas" w:eastAsia="맑은 고딕" w:hAnsi="Consolas"/>
+                <w:b w:val="false"/>
+                <w:bCs w:val="false"/>
+                <w:i w:val="false"/>
+                <w:iCs w:val="false"/>
+                <w:color w:val="098658"/>
+                <w:sz w:val="17"/>
+                <w:szCs w:val="17"/>
+              </w:rPr>
+              <w:t xml:space="preserve">2</w:t>
+            </w:r>
+            <w:r>
+              <w:rPr>
+                <w:rFonts w:ascii="Consolas" w:cs="Consolas" w:eastAsia="맑은 고딕" w:hAnsi="Consolas"/>
+                <w:b w:val="false"/>
+                <w:bCs w:val="false"/>
+                <w:i w:val="false"/>
+                <w:iCs w:val="false"/>
+                <w:color w:val="24292F"/>
+                <w:sz w:val="17"/>
+                <w:szCs w:val="17"/>
+              </w:rPr>
+              <w:t xml:space="preserve">, </w:t>
+            </w:r>
+            <w:r>
+              <w:rPr>
+                <w:rFonts w:ascii="Consolas" w:cs="Consolas" w:eastAsia="맑은 고딕" w:hAnsi="Consolas"/>
+                <w:b w:val="false"/>
+                <w:bCs w:val="false"/>
+                <w:i w:val="false"/>
+                <w:iCs w:val="false"/>
+                <w:color w:val="098658"/>
+                <w:sz w:val="17"/>
+                <w:szCs w:val="17"/>
+              </w:rPr>
+              <w:t xml:space="preserve">4</w:t>
+            </w:r>
+            <w:r>
+              <w:rPr>
+                <w:rFonts w:ascii="Consolas" w:cs="Consolas" w:eastAsia="맑은 고딕" w:hAnsi="Consolas"/>
+                <w:b w:val="false"/>
+                <w:bCs w:val="false"/>
+                <w:i w:val="false"/>
+                <w:iCs w:val="false"/>
+                <w:color w:val="24292F"/>
+                <w:sz w:val="17"/>
+                <w:szCs w:val="17"/>
+              </w:rPr>
+              <w:t xml:space="preserve">, </w:t>
+            </w:r>
+            <w:r>
+              <w:rPr>
+                <w:rFonts w:ascii="Consolas" w:cs="Consolas" w:eastAsia="맑은 고딕" w:hAnsi="Consolas"/>
+                <w:b w:val="false"/>
+                <w:bCs w:val="false"/>
+                <w:i w:val="false"/>
+                <w:iCs w:val="false"/>
+                <w:color w:val="098658"/>
+                <w:sz w:val="17"/>
+                <w:szCs w:val="17"/>
+              </w:rPr>
+              <w:t xml:space="preserve">3</w:t>
+            </w:r>
+            <w:r>
+              <w:rPr>
+                <w:rFonts w:ascii="Consolas" w:cs="Consolas" w:eastAsia="맑은 고딕" w:hAnsi="Consolas"/>
+                <w:b w:val="false"/>
+                <w:bCs w:val="false"/>
+                <w:i w:val="false"/>
+                <w:iCs w:val="false"/>
+                <w:color w:val="24292F"/>
+                <w:sz w:val="17"/>
+                <w:szCs w:val="17"/>
+              </w:rPr>
+              <w:t xml:space="preserve">, </w:t>
+            </w:r>
+            <w:r>
+              <w:rPr>
+                <w:rFonts w:ascii="Consolas" w:cs="Consolas" w:eastAsia="맑은 고딕" w:hAnsi="Consolas"/>
+                <w:b w:val="false"/>
+                <w:bCs w:val="false"/>
+                <w:i w:val="false"/>
+                <w:iCs w:val="false"/>
+                <w:color w:val="098658"/>
+                <w:sz w:val="17"/>
+                <w:szCs w:val="17"/>
+              </w:rPr>
+              <w:t xml:space="preserve">6</w:t>
+            </w:r>
+            <w:r>
+              <w:rPr>
+                <w:rFonts w:ascii="Consolas" w:cs="Consolas" w:eastAsia="맑은 고딕" w:hAnsi="Consolas"/>
+                <w:b w:val="false"/>
+                <w:bCs w:val="false"/>
+                <w:i w:val="false"/>
+                <w:iCs w:val="false"/>
+                <w:color w:val="24292F"/>
+                <w:sz w:val="17"/>
+                <w:szCs w:val="17"/>
+              </w:rPr>
+              <w:t xml:space="preserve">, </w:t>
+            </w:r>
+            <w:r>
+              <w:rPr>
+                <w:rFonts w:ascii="Consolas" w:cs="Consolas" w:eastAsia="맑은 고딕" w:hAnsi="Consolas"/>
+                <w:b w:val="false"/>
+                <w:bCs w:val="false"/>
+                <w:i w:val="false"/>
+                <w:iCs w:val="false"/>
+                <w:color w:val="098658"/>
+                <w:sz w:val="17"/>
+                <w:szCs w:val="17"/>
+              </w:rPr>
+              <w:t xml:space="preserve">5</w:t>
+            </w:r>
+            <w:r>
+              <w:rPr>
+                <w:rFonts w:ascii="Consolas" w:cs="Consolas" w:eastAsia="맑은 고딕" w:hAnsi="Consolas"/>
+                <w:b w:val="false"/>
+                <w:bCs w:val="false"/>
+                <w:i w:val="false"/>
+                <w:iCs w:val="false"/>
+                <w:color w:val="24292F"/>
+                <w:sz w:val="17"/>
+                <w:szCs w:val="17"/>
+              </w:rPr>
+              <w:t xml:space="preserve">]</w:t>
+            </w:r>
+          </w:p>
+          <w:p>
+            <w:pPr>
+              <w:spacing w:after="0" w:line="252"/>
+            </w:pPr>
+            <w:r>
+              <w:rPr>
+                <w:rFonts w:ascii="Consolas" w:cs="Consolas" w:eastAsia="맑은 고딕" w:hAnsi="Consolas"/>
+                <w:color w:val="A0A0A0"/>
+                <w:sz w:val="17"/>
+                <w:szCs w:val="17"/>
+              </w:rPr>
+              <w:t xml:space="preserve">14  </w:t>
+            </w:r>
+            <w:r>
+              <w:rPr>
+                <w:rFonts w:ascii="Consolas" w:cs="Consolas" w:eastAsia="맑은 고딕" w:hAnsi="Consolas"/>
+                <w:sz w:val="17"/>
+                <w:szCs w:val="17"/>
+              </w:rPr>
+              <w:t xml:space="preserve"> </w:t>
+            </w:r>
+          </w:p>
+          <w:p>
+            <w:pPr>
+              <w:spacing w:after="0" w:line="252"/>
+            </w:pPr>
+            <w:r>
+              <w:rPr>
+                <w:rFonts w:ascii="Consolas" w:cs="Consolas" w:eastAsia="맑은 고딕" w:hAnsi="Consolas"/>
+                <w:color w:val="A0A0A0"/>
+                <w:sz w:val="17"/>
+                <w:szCs w:val="17"/>
+              </w:rPr>
               <w:t xml:space="preserve">15  </w:t>
-            </w:r>
-            <w:r>
-              <w:rPr>
-                <w:rFonts w:ascii="Consolas" w:cs="Consolas" w:eastAsia="맑은 고딕" w:hAnsi="Consolas"/>
-                <w:b w:val="false"/>
-                <w:bCs w:val="false"/>
-                <w:i w:val="false"/>
-                <w:iCs w:val="false"/>
-                <w:color w:val="24292F"/>
-                <w:sz w:val="17"/>
-                <w:szCs w:val="17"/>
-              </w:rPr>
-              <w:t xml:space="preserve">plt</w:t>
-            </w:r>
-            <w:r>
-              <w:rPr>
-                <w:rFonts w:ascii="Consolas" w:cs="Consolas" w:eastAsia="맑은 고딕" w:hAnsi="Consolas"/>
-                <w:b w:val="false"/>
-                <w:bCs w:val="false"/>
-                <w:i w:val="false"/>
-                <w:iCs w:val="false"/>
-                <w:color w:val="24292F"/>
-                <w:sz w:val="17"/>
-                <w:szCs w:val="17"/>
-              </w:rPr>
-              <w:t xml:space="preserve">.</w:t>
-            </w:r>
-            <w:r>
-              <w:rPr>
-                <w:rFonts w:ascii="Consolas" w:cs="Consolas" w:eastAsia="맑은 고딕" w:hAnsi="Consolas"/>
-                <w:b w:val="false"/>
-                <w:bCs w:val="false"/>
-                <w:i w:val="false"/>
-                <w:iCs w:val="false"/>
-                <w:color w:val="24292F"/>
-                <w:sz w:val="17"/>
-                <w:szCs w:val="17"/>
-              </w:rPr>
-              <w:t xml:space="preserve">figure</w:t>
-            </w:r>
-            <w:r>
-              <w:rPr>
-                <w:rFonts w:ascii="Consolas" w:cs="Consolas" w:eastAsia="맑은 고딕" w:hAnsi="Consolas"/>
-                <w:b w:val="false"/>
-                <w:bCs w:val="false"/>
-                <w:i w:val="false"/>
-                <w:iCs w:val="false"/>
-                <w:color w:val="24292F"/>
-                <w:sz w:val="17"/>
-                <w:szCs w:val="17"/>
-              </w:rPr>
-              <w:t xml:space="preserve">(</w:t>
-            </w:r>
-            <w:r>
-              <w:rPr>
-                <w:rFonts w:ascii="Consolas" w:cs="Consolas" w:eastAsia="맑은 고딕" w:hAnsi="Consolas"/>
-                <w:b w:val="false"/>
-                <w:bCs w:val="false"/>
-                <w:i w:val="false"/>
-                <w:iCs w:val="false"/>
-                <w:color w:val="24292F"/>
-                <w:sz w:val="17"/>
-                <w:szCs w:val="17"/>
-              </w:rPr>
-              <w:t xml:space="preserve">figsize</w:t>
-            </w:r>
-            <w:r>
-              <w:rPr>
-                <w:rFonts w:ascii="Consolas" w:cs="Consolas" w:eastAsia="맑은 고딕" w:hAnsi="Consolas"/>
-                <w:b w:val="false"/>
-                <w:bCs w:val="false"/>
-                <w:i w:val="false"/>
-                <w:iCs w:val="false"/>
-                <w:color w:val="24292F"/>
-                <w:sz w:val="17"/>
-                <w:szCs w:val="17"/>
-              </w:rPr>
-              <w:t xml:space="preserve">=(</w:t>
-            </w:r>
-            <w:r>
-              <w:rPr>
-                <w:rFonts w:ascii="Consolas" w:cs="Consolas" w:eastAsia="맑은 고딕" w:hAnsi="Consolas"/>
-                <w:b w:val="false"/>
-                <w:bCs w:val="false"/>
-                <w:i w:val="false"/>
-                <w:iCs w:val="false"/>
-                <w:color w:val="098658"/>
-                <w:sz w:val="17"/>
-                <w:szCs w:val="17"/>
-              </w:rPr>
-              <w:t xml:space="preserve">4</w:t>
-            </w:r>
-            <w:r>
-              <w:rPr>
-                <w:rFonts w:ascii="Consolas" w:cs="Consolas" w:eastAsia="맑은 고딕" w:hAnsi="Consolas"/>
-                <w:b w:val="false"/>
-                <w:bCs w:val="false"/>
-                <w:i w:val="false"/>
-                <w:iCs w:val="false"/>
-                <w:color w:val="24292F"/>
-                <w:sz w:val="17"/>
-                <w:szCs w:val="17"/>
-              </w:rPr>
-              <w:t xml:space="preserve">, </w:t>
-            </w:r>
-            <w:r>
-              <w:rPr>
-                <w:rFonts w:ascii="Consolas" w:cs="Consolas" w:eastAsia="맑은 고딕" w:hAnsi="Consolas"/>
-                <w:b w:val="false"/>
-                <w:bCs w:val="false"/>
-                <w:i w:val="false"/>
-                <w:iCs w:val="false"/>
-                <w:color w:val="098658"/>
-                <w:sz w:val="17"/>
-                <w:szCs w:val="17"/>
-              </w:rPr>
-              <w:t xml:space="preserve">3</w:t>
-            </w:r>
-            <w:r>
-              <w:rPr>
-                <w:rFonts w:ascii="Consolas" w:cs="Consolas" w:eastAsia="맑은 고딕" w:hAnsi="Consolas"/>
-                <w:b w:val="false"/>
-                <w:bCs w:val="false"/>
-                <w:i w:val="false"/>
-                <w:iCs w:val="false"/>
-                <w:color w:val="24292F"/>
-                <w:sz w:val="17"/>
-                <w:szCs w:val="17"/>
-              </w:rPr>
-              <w:t xml:space="preserve">))</w:t>
-            </w:r>
-          </w:p>
-          <w:p>
-            <w:pPr>
-              <w:spacing w:after="0" w:line="252"/>
-            </w:pPr>
-            <w:r>
-              <w:rPr>
-                <w:rFonts w:ascii="Consolas" w:cs="Consolas" w:eastAsia="맑은 고딕" w:hAnsi="Consolas"/>
-                <w:color w:val="A0A0A0"/>
-                <w:sz w:val="17"/>
-                <w:szCs w:val="17"/>
-              </w:rPr>
-              <w:t xml:space="preserve">16  </w:t>
-            </w:r>
-            <w:r>
-              <w:rPr>
-                <w:rFonts w:ascii="Consolas" w:cs="Consolas" w:eastAsia="맑은 고딕" w:hAnsi="Consolas"/>
-                <w:b w:val="false"/>
-                <w:bCs w:val="false"/>
-                <w:i w:val="false"/>
-                <w:iCs w:val="false"/>
-                <w:color w:val="24292F"/>
-                <w:sz w:val="17"/>
-                <w:szCs w:val="17"/>
-              </w:rPr>
-              <w:t xml:space="preserve">plt</w:t>
-            </w:r>
-            <w:r>
-              <w:rPr>
-                <w:rFonts w:ascii="Consolas" w:cs="Consolas" w:eastAsia="맑은 고딕" w:hAnsi="Consolas"/>
-                <w:b w:val="false"/>
-                <w:bCs w:val="false"/>
-                <w:i w:val="false"/>
-                <w:iCs w:val="false"/>
-                <w:color w:val="24292F"/>
-                <w:sz w:val="17"/>
-                <w:szCs w:val="17"/>
-              </w:rPr>
-              <w:t xml:space="preserve">.</w:t>
-            </w:r>
-            <w:r>
-              <w:rPr>
-                <w:rFonts w:ascii="Consolas" w:cs="Consolas" w:eastAsia="맑은 고딕" w:hAnsi="Consolas"/>
-                <w:b w:val="false"/>
-                <w:bCs w:val="false"/>
-                <w:i w:val="false"/>
-                <w:iCs w:val="false"/>
-                <w:color w:val="24292F"/>
-                <w:sz w:val="17"/>
-                <w:szCs w:val="17"/>
-              </w:rPr>
-              <w:t xml:space="preserve">plot</w:t>
-            </w:r>
-            <w:r>
-              <w:rPr>
-                <w:rFonts w:ascii="Consolas" w:cs="Consolas" w:eastAsia="맑은 고딕" w:hAnsi="Consolas"/>
-                <w:b w:val="false"/>
-                <w:bCs w:val="false"/>
-                <w:i w:val="false"/>
-                <w:iCs w:val="false"/>
-                <w:color w:val="24292F"/>
-                <w:sz w:val="17"/>
-                <w:szCs w:val="17"/>
-              </w:rPr>
-              <w:t xml:space="preserve">(</w:t>
-            </w:r>
-            <w:r>
-              <w:rPr>
-                <w:rFonts w:ascii="Consolas" w:cs="Consolas" w:eastAsia="맑은 고딕" w:hAnsi="Consolas"/>
-                <w:b w:val="false"/>
-                <w:bCs w:val="false"/>
-                <w:i w:val="false"/>
-                <w:iCs w:val="false"/>
-                <w:color w:val="24292F"/>
-                <w:sz w:val="17"/>
-                <w:szCs w:val="17"/>
-              </w:rPr>
-              <w:t xml:space="preserve">x</w:t>
-            </w:r>
-            <w:r>
-              <w:rPr>
-                <w:rFonts w:ascii="Consolas" w:cs="Consolas" w:eastAsia="맑은 고딕" w:hAnsi="Consolas"/>
-                <w:b w:val="false"/>
-                <w:bCs w:val="false"/>
-                <w:i w:val="false"/>
-                <w:iCs w:val="false"/>
-                <w:color w:val="24292F"/>
-                <w:sz w:val="17"/>
-                <w:szCs w:val="17"/>
-              </w:rPr>
-              <w:t xml:space="preserve">, </w:t>
-            </w:r>
-            <w:r>
-              <w:rPr>
-                <w:rFonts w:ascii="Consolas" w:cs="Consolas" w:eastAsia="맑은 고딕" w:hAnsi="Consolas"/>
-                <w:b w:val="false"/>
-                <w:bCs w:val="false"/>
-                <w:i w:val="false"/>
-                <w:iCs w:val="false"/>
-                <w:color w:val="24292F"/>
-                <w:sz w:val="17"/>
-                <w:szCs w:val="17"/>
-              </w:rPr>
-              <w:t xml:space="preserve">y</w:t>
-            </w:r>
-            <w:r>
-              <w:rPr>
-                <w:rFonts w:ascii="Consolas" w:cs="Consolas" w:eastAsia="맑은 고딕" w:hAnsi="Consolas"/>
-                <w:b w:val="false"/>
-                <w:bCs w:val="false"/>
-                <w:i w:val="false"/>
-                <w:iCs w:val="false"/>
-                <w:color w:val="24292F"/>
-                <w:sz w:val="17"/>
-                <w:szCs w:val="17"/>
-              </w:rPr>
-              <w:t xml:space="preserve">)</w:t>
-            </w:r>
-          </w:p>
-          <w:p>
-            <w:pPr>
-              <w:spacing w:after="0" w:line="252"/>
-            </w:pPr>
-            <w:r>
-              <w:rPr>
-                <w:rFonts w:ascii="Consolas" w:cs="Consolas" w:eastAsia="맑은 고딕" w:hAnsi="Consolas"/>
-                <w:color w:val="A0A0A0"/>
-                <w:sz w:val="17"/>
-                <w:szCs w:val="17"/>
-              </w:rPr>
-              <w:t xml:space="preserve">17  </w:t>
-            </w:r>
-            <w:r>
-              <w:rPr>
-                <w:rFonts w:ascii="Consolas" w:cs="Consolas" w:eastAsia="맑은 고딕" w:hAnsi="Consolas"/>
-                <w:b w:val="false"/>
-                <w:bCs w:val="false"/>
-                <w:i w:val="false"/>
-                <w:iCs w:val="false"/>
-                <w:color w:val="24292F"/>
-                <w:sz w:val="17"/>
-                <w:szCs w:val="17"/>
-              </w:rPr>
-              <w:t xml:space="preserve">plt</w:t>
-            </w:r>
-            <w:r>
-              <w:rPr>
-                <w:rFonts w:ascii="Consolas" w:cs="Consolas" w:eastAsia="맑은 고딕" w:hAnsi="Consolas"/>
-                <w:b w:val="false"/>
-                <w:bCs w:val="false"/>
-                <w:i w:val="false"/>
-                <w:iCs w:val="false"/>
-                <w:color w:val="24292F"/>
-                <w:sz w:val="17"/>
-                <w:szCs w:val="17"/>
-              </w:rPr>
-              <w:t xml:space="preserve">.</w:t>
-            </w:r>
-            <w:r>
-              <w:rPr>
-                <w:rFonts w:ascii="Consolas" w:cs="Consolas" w:eastAsia="맑은 고딕" w:hAnsi="Consolas"/>
-                <w:b w:val="false"/>
-                <w:bCs w:val="false"/>
-                <w:i w:val="false"/>
-                <w:iCs w:val="false"/>
-                <w:color w:val="24292F"/>
-                <w:sz w:val="17"/>
-                <w:szCs w:val="17"/>
-              </w:rPr>
-              <w:t xml:space="preserve">title</w:t>
-            </w:r>
-            <w:r>
-              <w:rPr>
-                <w:rFonts w:ascii="Consolas" w:cs="Consolas" w:eastAsia="맑은 고딕" w:hAnsi="Consolas"/>
-                <w:b w:val="false"/>
-                <w:bCs w:val="false"/>
-                <w:i w:val="false"/>
-                <w:iCs w:val="false"/>
-                <w:color w:val="24292F"/>
-                <w:sz w:val="17"/>
-                <w:szCs w:val="17"/>
-              </w:rPr>
-              <w:t xml:space="preserve">(</w:t>
-            </w:r>
-            <w:r>
-              <w:rPr>
-                <w:rFonts w:ascii="Consolas" w:cs="Consolas" w:eastAsia="맑은 고딕" w:hAnsi="Consolas"/>
-                <w:b w:val="false"/>
-                <w:bCs w:val="false"/>
-                <w:i w:val="false"/>
-                <w:iCs w:val="false"/>
-                <w:color w:val="A31515"/>
-                <w:sz w:val="17"/>
-                <w:szCs w:val="17"/>
-              </w:rPr>
-              <w:t xml:space="preserve">"plt 방식"</w:t>
-            </w:r>
-            <w:r>
-              <w:rPr>
-                <w:rFonts w:ascii="Consolas" w:cs="Consolas" w:eastAsia="맑은 고딕" w:hAnsi="Consolas"/>
-                <w:b w:val="false"/>
-                <w:bCs w:val="false"/>
-                <w:i w:val="false"/>
-                <w:iCs w:val="false"/>
-                <w:color w:val="24292F"/>
-                <w:sz w:val="17"/>
-                <w:szCs w:val="17"/>
-              </w:rPr>
-              <w:t xml:space="preserve">)</w:t>
-            </w:r>
-          </w:p>
-          <w:p>
-            <w:pPr>
-              <w:spacing w:after="0" w:line="252"/>
-            </w:pPr>
-            <w:r>
-              <w:rPr>
-                <w:rFonts w:ascii="Consolas" w:cs="Consolas" w:eastAsia="맑은 고딕" w:hAnsi="Consolas"/>
-                <w:color w:val="A0A0A0"/>
-                <w:sz w:val="17"/>
-                <w:szCs w:val="17"/>
-              </w:rPr>
-              <w:t xml:space="preserve">18  </w:t>
-            </w:r>
-            <w:r>
-              <w:rPr>
-                <w:rFonts w:ascii="Consolas" w:cs="Consolas" w:eastAsia="맑은 고딕" w:hAnsi="Consolas"/>
-                <w:b w:val="false"/>
-                <w:bCs w:val="false"/>
-                <w:i w:val="false"/>
-                <w:iCs w:val="false"/>
-                <w:color w:val="24292F"/>
-                <w:sz w:val="17"/>
-                <w:szCs w:val="17"/>
-              </w:rPr>
-              <w:t xml:space="preserve">plt</w:t>
-            </w:r>
-            <w:r>
-              <w:rPr>
-                <w:rFonts w:ascii="Consolas" w:cs="Consolas" w:eastAsia="맑은 고딕" w:hAnsi="Consolas"/>
-                <w:b w:val="false"/>
-                <w:bCs w:val="false"/>
-                <w:i w:val="false"/>
-                <w:iCs w:val="false"/>
-                <w:color w:val="24292F"/>
-                <w:sz w:val="17"/>
-                <w:szCs w:val="17"/>
-              </w:rPr>
-              <w:t xml:space="preserve">.</w:t>
-            </w:r>
-            <w:r>
-              <w:rPr>
-                <w:rFonts w:ascii="Consolas" w:cs="Consolas" w:eastAsia="맑은 고딕" w:hAnsi="Consolas"/>
-                <w:b w:val="false"/>
-                <w:bCs w:val="false"/>
-                <w:i w:val="false"/>
-                <w:iCs w:val="false"/>
-                <w:color w:val="24292F"/>
-                <w:sz w:val="17"/>
-                <w:szCs w:val="17"/>
-              </w:rPr>
-              <w:t xml:space="preserve">savefig</w:t>
-            </w:r>
-            <w:r>
-              <w:rPr>
-                <w:rFonts w:ascii="Consolas" w:cs="Consolas" w:eastAsia="맑은 고딕" w:hAnsi="Consolas"/>
-                <w:b w:val="false"/>
-                <w:bCs w:val="false"/>
-                <w:i w:val="false"/>
-                <w:iCs w:val="false"/>
-                <w:color w:val="24292F"/>
-                <w:sz w:val="17"/>
-                <w:szCs w:val="17"/>
-              </w:rPr>
-              <w:t xml:space="preserve">(</w:t>
-            </w:r>
-            <w:r>
-              <w:rPr>
-                <w:rFonts w:ascii="Consolas" w:cs="Consolas" w:eastAsia="맑은 고딕" w:hAnsi="Consolas"/>
-                <w:b w:val="false"/>
-                <w:bCs w:val="false"/>
-                <w:i w:val="false"/>
-                <w:iCs w:val="false"/>
-                <w:color w:val="24292F"/>
-                <w:sz w:val="17"/>
-                <w:szCs w:val="17"/>
-              </w:rPr>
-              <w:t xml:space="preserve">IMG</w:t>
-            </w:r>
-            <w:r>
-              <w:rPr>
-                <w:rFonts w:ascii="Consolas" w:cs="Consolas" w:eastAsia="맑은 고딕" w:hAnsi="Consolas"/>
-                <w:b w:val="false"/>
-                <w:bCs w:val="false"/>
-                <w:i w:val="false"/>
-                <w:iCs w:val="false"/>
-                <w:color w:val="24292F"/>
-                <w:sz w:val="17"/>
-                <w:szCs w:val="17"/>
-              </w:rPr>
-              <w:t xml:space="preserve"> / </w:t>
-            </w:r>
-            <w:r>
-              <w:rPr>
-                <w:rFonts w:ascii="Consolas" w:cs="Consolas" w:eastAsia="맑은 고딕" w:hAnsi="Consolas"/>
-                <w:b w:val="false"/>
-                <w:bCs w:val="false"/>
-                <w:i w:val="false"/>
-                <w:iCs w:val="false"/>
-                <w:color w:val="A31515"/>
-                <w:sz w:val="17"/>
-                <w:szCs w:val="17"/>
-              </w:rPr>
-              <w:t xml:space="preserve">"ex06_plt_style.png"</w:t>
-            </w:r>
-            <w:r>
-              <w:rPr>
-                <w:rFonts w:ascii="Consolas" w:cs="Consolas" w:eastAsia="맑은 고딕" w:hAnsi="Consolas"/>
-                <w:b w:val="false"/>
-                <w:bCs w:val="false"/>
-                <w:i w:val="false"/>
-                <w:iCs w:val="false"/>
-                <w:color w:val="24292F"/>
-                <w:sz w:val="17"/>
-                <w:szCs w:val="17"/>
-              </w:rPr>
-              <w:t xml:space="preserve">, </w:t>
-            </w:r>
-            <w:r>
-              <w:rPr>
-                <w:rFonts w:ascii="Consolas" w:cs="Consolas" w:eastAsia="맑은 고딕" w:hAnsi="Consolas"/>
-                <w:b w:val="false"/>
-                <w:bCs w:val="false"/>
-                <w:i w:val="false"/>
-                <w:iCs w:val="false"/>
-                <w:color w:val="24292F"/>
-                <w:sz w:val="17"/>
-                <w:szCs w:val="17"/>
-              </w:rPr>
-              <w:t xml:space="preserve">dpi</w:t>
-            </w:r>
-            <w:r>
-              <w:rPr>
-                <w:rFonts w:ascii="Consolas" w:cs="Consolas" w:eastAsia="맑은 고딕" w:hAnsi="Consolas"/>
-                <w:b w:val="false"/>
-                <w:bCs w:val="false"/>
-                <w:i w:val="false"/>
-                <w:iCs w:val="false"/>
-                <w:color w:val="24292F"/>
-                <w:sz w:val="17"/>
-                <w:szCs w:val="17"/>
-              </w:rPr>
-              <w:t xml:space="preserve">=</w:t>
-            </w:r>
-            <w:r>
-              <w:rPr>
-                <w:rFonts w:ascii="Consolas" w:cs="Consolas" w:eastAsia="맑은 고딕" w:hAnsi="Consolas"/>
-                <w:b w:val="false"/>
-                <w:bCs w:val="false"/>
-                <w:i w:val="false"/>
-                <w:iCs w:val="false"/>
-                <w:color w:val="098658"/>
-                <w:sz w:val="17"/>
-                <w:szCs w:val="17"/>
-              </w:rPr>
-              <w:t xml:space="preserve">100</w:t>
-            </w:r>
-            <w:r>
-              <w:rPr>
-                <w:rFonts w:ascii="Consolas" w:cs="Consolas" w:eastAsia="맑은 고딕" w:hAnsi="Consolas"/>
-                <w:b w:val="false"/>
-                <w:bCs w:val="false"/>
-                <w:i w:val="false"/>
-                <w:iCs w:val="false"/>
-                <w:color w:val="24292F"/>
-                <w:sz w:val="17"/>
-                <w:szCs w:val="17"/>
-              </w:rPr>
-              <w:t xml:space="preserve">, </w:t>
-            </w:r>
-            <w:r>
-              <w:rPr>
-                <w:rFonts w:ascii="Consolas" w:cs="Consolas" w:eastAsia="맑은 고딕" w:hAnsi="Consolas"/>
-                <w:b w:val="false"/>
-                <w:bCs w:val="false"/>
-                <w:i w:val="false"/>
-                <w:iCs w:val="false"/>
-                <w:color w:val="24292F"/>
-                <w:sz w:val="17"/>
-                <w:szCs w:val="17"/>
-              </w:rPr>
-              <w:t xml:space="preserve">bbox_inches</w:t>
-            </w:r>
-            <w:r>
-              <w:rPr>
-                <w:rFonts w:ascii="Consolas" w:cs="Consolas" w:eastAsia="맑은 고딕" w:hAnsi="Consolas"/>
-                <w:b w:val="false"/>
-                <w:bCs w:val="false"/>
-                <w:i w:val="false"/>
-                <w:iCs w:val="false"/>
-                <w:color w:val="24292F"/>
-                <w:sz w:val="17"/>
-                <w:szCs w:val="17"/>
-              </w:rPr>
-              <w:t xml:space="preserve">=</w:t>
-            </w:r>
-            <w:r>
-              <w:rPr>
-                <w:rFonts w:ascii="Consolas" w:cs="Consolas" w:eastAsia="맑은 고딕" w:hAnsi="Consolas"/>
-                <w:b w:val="false"/>
-                <w:bCs w:val="false"/>
-                <w:i w:val="false"/>
-                <w:iCs w:val="false"/>
-                <w:color w:val="A31515"/>
-                <w:sz w:val="17"/>
-                <w:szCs w:val="17"/>
-              </w:rPr>
-              <w:t xml:space="preserve">"tight"</w:t>
-            </w:r>
-            <w:r>
-              <w:rPr>
-                <w:rFonts w:ascii="Consolas" w:cs="Consolas" w:eastAsia="맑은 고딕" w:hAnsi="Consolas"/>
-                <w:b w:val="false"/>
-                <w:bCs w:val="false"/>
-                <w:i w:val="false"/>
-                <w:iCs w:val="false"/>
-                <w:color w:val="24292F"/>
-                <w:sz w:val="17"/>
-                <w:szCs w:val="17"/>
-              </w:rPr>
-              <w:t xml:space="preserve">)</w:t>
-            </w:r>
-          </w:p>
-          <w:p>
-            <w:pPr>
-              <w:spacing w:after="0" w:line="252"/>
-            </w:pPr>
-            <w:r>
-              <w:rPr>
-                <w:rFonts w:ascii="Consolas" w:cs="Consolas" w:eastAsia="맑은 고딕" w:hAnsi="Consolas"/>
-                <w:color w:val="A0A0A0"/>
-                <w:sz w:val="17"/>
-                <w:szCs w:val="17"/>
-              </w:rPr>
-              <w:t xml:space="preserve">19  </w:t>
-            </w:r>
-            <w:r>
-              <w:rPr>
-                <w:rFonts w:ascii="Consolas" w:cs="Consolas" w:eastAsia="맑은 고딕" w:hAnsi="Consolas"/>
-                <w:b w:val="false"/>
-                <w:bCs w:val="false"/>
-                <w:i w:val="false"/>
-                <w:iCs w:val="false"/>
-                <w:color w:val="24292F"/>
-                <w:sz w:val="17"/>
-                <w:szCs w:val="17"/>
-              </w:rPr>
-              <w:t xml:space="preserve">plt</w:t>
-            </w:r>
-            <w:r>
-              <w:rPr>
-                <w:rFonts w:ascii="Consolas" w:cs="Consolas" w:eastAsia="맑은 고딕" w:hAnsi="Consolas"/>
-                <w:b w:val="false"/>
-                <w:bCs w:val="false"/>
-                <w:i w:val="false"/>
-                <w:iCs w:val="false"/>
-                <w:color w:val="24292F"/>
-                <w:sz w:val="17"/>
-                <w:szCs w:val="17"/>
-              </w:rPr>
-              <w:t xml:space="preserve">.</w:t>
-            </w:r>
-            <w:r>
-              <w:rPr>
-                <w:rFonts w:ascii="Consolas" w:cs="Consolas" w:eastAsia="맑은 고딕" w:hAnsi="Consolas"/>
-                <w:b w:val="false"/>
-                <w:bCs w:val="false"/>
-                <w:i w:val="false"/>
-                <w:iCs w:val="false"/>
-                <w:color w:val="24292F"/>
-                <w:sz w:val="17"/>
-                <w:szCs w:val="17"/>
-              </w:rPr>
-              <w:t xml:space="preserve">close</w:t>
-            </w:r>
-            <w:r>
-              <w:rPr>
-                <w:rFonts w:ascii="Consolas" w:cs="Consolas" w:eastAsia="맑은 고딕" w:hAnsi="Consolas"/>
-                <w:b w:val="false"/>
-                <w:bCs w:val="false"/>
-                <w:i w:val="false"/>
-                <w:iCs w:val="false"/>
-                <w:color w:val="24292F"/>
-                <w:sz w:val="17"/>
-                <w:szCs w:val="17"/>
-              </w:rPr>
-              <w:t xml:space="preserve">()</w:t>
-            </w:r>
-          </w:p>
-          <w:p>
-            <w:pPr>
-              <w:spacing w:after="0" w:line="252"/>
-            </w:pPr>
-            <w:r>
-              <w:rPr>
-                <w:rFonts w:ascii="Consolas" w:cs="Consolas" w:eastAsia="맑은 고딕" w:hAnsi="Consolas"/>
-                <w:color w:val="A0A0A0"/>
-                <w:sz w:val="17"/>
-                <w:szCs w:val="17"/>
-              </w:rPr>
-              <w:t xml:space="preserve">20  </w:t>
-            </w:r>
-            <w:r>
-              <w:rPr>
-                <w:rFonts w:ascii="Consolas" w:cs="Consolas" w:eastAsia="맑은 고딕" w:hAnsi="Consolas"/>
-                <w:sz w:val="17"/>
-                <w:szCs w:val="17"/>
-              </w:rPr>
-              <w:t xml:space="preserve"> </w:t>
-            </w:r>
-          </w:p>
-          <w:p>
-            <w:pPr>
-              <w:spacing w:after="0" w:line="252"/>
-            </w:pPr>
-            <w:r>
-              <w:rPr>
-                <w:rFonts w:ascii="Consolas" w:cs="Consolas" w:eastAsia="맑은 고딕" w:hAnsi="Consolas"/>
-                <w:color w:val="A0A0A0"/>
-                <w:sz w:val="17"/>
-                <w:szCs w:val="17"/>
-              </w:rPr>
-              <w:t xml:space="preserve">21  </w:t>
             </w:r>
             <w:r>
               <w:rPr>
@@ -24786,6 +24311,724 @@
                 <w:sz w:val="17"/>
                 <w:szCs w:val="17"/>
               </w:rPr>
+              <w:t xml:space="preserve"># 방법 1: plt 방식 (간단한 그래프 1개)</w:t>
+            </w:r>
+          </w:p>
+          <w:p>
+            <w:pPr>
+              <w:spacing w:after="0" w:line="252"/>
+            </w:pPr>
+            <w:r>
+              <w:rPr>
+                <w:rFonts w:ascii="Consolas" w:cs="Consolas" w:eastAsia="맑은 고딕" w:hAnsi="Consolas"/>
+                <w:color w:val="A0A0A0"/>
+                <w:sz w:val="17"/>
+                <w:szCs w:val="17"/>
+              </w:rPr>
+              <w:t xml:space="preserve">16  </w:t>
+            </w:r>
+            <w:r>
+              <w:rPr>
+                <w:rFonts w:ascii="Consolas" w:cs="Consolas" w:eastAsia="맑은 고딕" w:hAnsi="Consolas"/>
+                <w:b w:val="false"/>
+                <w:bCs w:val="false"/>
+                <w:i w:val="false"/>
+                <w:iCs w:val="false"/>
+                <w:color w:val="24292F"/>
+                <w:sz w:val="17"/>
+                <w:szCs w:val="17"/>
+              </w:rPr>
+              <w:t xml:space="preserve">plt</w:t>
+            </w:r>
+            <w:r>
+              <w:rPr>
+                <w:rFonts w:ascii="Consolas" w:cs="Consolas" w:eastAsia="맑은 고딕" w:hAnsi="Consolas"/>
+                <w:b w:val="false"/>
+                <w:bCs w:val="false"/>
+                <w:i w:val="false"/>
+                <w:iCs w:val="false"/>
+                <w:color w:val="24292F"/>
+                <w:sz w:val="17"/>
+                <w:szCs w:val="17"/>
+              </w:rPr>
+              <w:t xml:space="preserve">.</w:t>
+            </w:r>
+            <w:r>
+              <w:rPr>
+                <w:rFonts w:ascii="Consolas" w:cs="Consolas" w:eastAsia="맑은 고딕" w:hAnsi="Consolas"/>
+                <w:b w:val="false"/>
+                <w:bCs w:val="false"/>
+                <w:i w:val="false"/>
+                <w:iCs w:val="false"/>
+                <w:color w:val="24292F"/>
+                <w:sz w:val="17"/>
+                <w:szCs w:val="17"/>
+              </w:rPr>
+              <w:t xml:space="preserve">figure</w:t>
+            </w:r>
+            <w:r>
+              <w:rPr>
+                <w:rFonts w:ascii="Consolas" w:cs="Consolas" w:eastAsia="맑은 고딕" w:hAnsi="Consolas"/>
+                <w:b w:val="false"/>
+                <w:bCs w:val="false"/>
+                <w:i w:val="false"/>
+                <w:iCs w:val="false"/>
+                <w:color w:val="24292F"/>
+                <w:sz w:val="17"/>
+                <w:szCs w:val="17"/>
+              </w:rPr>
+              <w:t xml:space="preserve">(</w:t>
+            </w:r>
+            <w:r>
+              <w:rPr>
+                <w:rFonts w:ascii="Consolas" w:cs="Consolas" w:eastAsia="맑은 고딕" w:hAnsi="Consolas"/>
+                <w:b w:val="false"/>
+                <w:bCs w:val="false"/>
+                <w:i w:val="false"/>
+                <w:iCs w:val="false"/>
+                <w:color w:val="24292F"/>
+                <w:sz w:val="17"/>
+                <w:szCs w:val="17"/>
+              </w:rPr>
+              <w:t xml:space="preserve">figsize</w:t>
+            </w:r>
+            <w:r>
+              <w:rPr>
+                <w:rFonts w:ascii="Consolas" w:cs="Consolas" w:eastAsia="맑은 고딕" w:hAnsi="Consolas"/>
+                <w:b w:val="false"/>
+                <w:bCs w:val="false"/>
+                <w:i w:val="false"/>
+                <w:iCs w:val="false"/>
+                <w:color w:val="24292F"/>
+                <w:sz w:val="17"/>
+                <w:szCs w:val="17"/>
+              </w:rPr>
+              <w:t xml:space="preserve">=(</w:t>
+            </w:r>
+            <w:r>
+              <w:rPr>
+                <w:rFonts w:ascii="Consolas" w:cs="Consolas" w:eastAsia="맑은 고딕" w:hAnsi="Consolas"/>
+                <w:b w:val="false"/>
+                <w:bCs w:val="false"/>
+                <w:i w:val="false"/>
+                <w:iCs w:val="false"/>
+                <w:color w:val="098658"/>
+                <w:sz w:val="17"/>
+                <w:szCs w:val="17"/>
+              </w:rPr>
+              <w:t xml:space="preserve">4</w:t>
+            </w:r>
+            <w:r>
+              <w:rPr>
+                <w:rFonts w:ascii="Consolas" w:cs="Consolas" w:eastAsia="맑은 고딕" w:hAnsi="Consolas"/>
+                <w:b w:val="false"/>
+                <w:bCs w:val="false"/>
+                <w:i w:val="false"/>
+                <w:iCs w:val="false"/>
+                <w:color w:val="24292F"/>
+                <w:sz w:val="17"/>
+                <w:szCs w:val="17"/>
+              </w:rPr>
+              <w:t xml:space="preserve">, </w:t>
+            </w:r>
+            <w:r>
+              <w:rPr>
+                <w:rFonts w:ascii="Consolas" w:cs="Consolas" w:eastAsia="맑은 고딕" w:hAnsi="Consolas"/>
+                <w:b w:val="false"/>
+                <w:bCs w:val="false"/>
+                <w:i w:val="false"/>
+                <w:iCs w:val="false"/>
+                <w:color w:val="098658"/>
+                <w:sz w:val="17"/>
+                <w:szCs w:val="17"/>
+              </w:rPr>
+              <w:t xml:space="preserve">3</w:t>
+            </w:r>
+            <w:r>
+              <w:rPr>
+                <w:rFonts w:ascii="Consolas" w:cs="Consolas" w:eastAsia="맑은 고딕" w:hAnsi="Consolas"/>
+                <w:b w:val="false"/>
+                <w:bCs w:val="false"/>
+                <w:i w:val="false"/>
+                <w:iCs w:val="false"/>
+                <w:color w:val="24292F"/>
+                <w:sz w:val="17"/>
+                <w:szCs w:val="17"/>
+              </w:rPr>
+              <w:t xml:space="preserve">))</w:t>
+            </w:r>
+          </w:p>
+          <w:p>
+            <w:pPr>
+              <w:spacing w:after="0" w:line="252"/>
+            </w:pPr>
+            <w:r>
+              <w:rPr>
+                <w:rFonts w:ascii="Consolas" w:cs="Consolas" w:eastAsia="맑은 고딕" w:hAnsi="Consolas"/>
+                <w:color w:val="A0A0A0"/>
+                <w:sz w:val="17"/>
+                <w:szCs w:val="17"/>
+              </w:rPr>
+              <w:t xml:space="preserve">17  </w:t>
+            </w:r>
+            <w:r>
+              <w:rPr>
+                <w:rFonts w:ascii="Consolas" w:cs="Consolas" w:eastAsia="맑은 고딕" w:hAnsi="Consolas"/>
+                <w:b w:val="false"/>
+                <w:bCs w:val="false"/>
+                <w:i w:val="false"/>
+                <w:iCs w:val="false"/>
+                <w:color w:val="24292F"/>
+                <w:sz w:val="17"/>
+                <w:szCs w:val="17"/>
+              </w:rPr>
+              <w:t xml:space="preserve">plt</w:t>
+            </w:r>
+            <w:r>
+              <w:rPr>
+                <w:rFonts w:ascii="Consolas" w:cs="Consolas" w:eastAsia="맑은 고딕" w:hAnsi="Consolas"/>
+                <w:b w:val="false"/>
+                <w:bCs w:val="false"/>
+                <w:i w:val="false"/>
+                <w:iCs w:val="false"/>
+                <w:color w:val="24292F"/>
+                <w:sz w:val="17"/>
+                <w:szCs w:val="17"/>
+              </w:rPr>
+              <w:t xml:space="preserve">.</w:t>
+            </w:r>
+            <w:r>
+              <w:rPr>
+                <w:rFonts w:ascii="Consolas" w:cs="Consolas" w:eastAsia="맑은 고딕" w:hAnsi="Consolas"/>
+                <w:b w:val="false"/>
+                <w:bCs w:val="false"/>
+                <w:i w:val="false"/>
+                <w:iCs w:val="false"/>
+                <w:color w:val="24292F"/>
+                <w:sz w:val="17"/>
+                <w:szCs w:val="17"/>
+              </w:rPr>
+              <w:t xml:space="preserve">plot</w:t>
+            </w:r>
+            <w:r>
+              <w:rPr>
+                <w:rFonts w:ascii="Consolas" w:cs="Consolas" w:eastAsia="맑은 고딕" w:hAnsi="Consolas"/>
+                <w:b w:val="false"/>
+                <w:bCs w:val="false"/>
+                <w:i w:val="false"/>
+                <w:iCs w:val="false"/>
+                <w:color w:val="24292F"/>
+                <w:sz w:val="17"/>
+                <w:szCs w:val="17"/>
+              </w:rPr>
+              <w:t xml:space="preserve">(</w:t>
+            </w:r>
+            <w:r>
+              <w:rPr>
+                <w:rFonts w:ascii="Consolas" w:cs="Consolas" w:eastAsia="맑은 고딕" w:hAnsi="Consolas"/>
+                <w:b w:val="false"/>
+                <w:bCs w:val="false"/>
+                <w:i w:val="false"/>
+                <w:iCs w:val="false"/>
+                <w:color w:val="24292F"/>
+                <w:sz w:val="17"/>
+                <w:szCs w:val="17"/>
+              </w:rPr>
+              <w:t xml:space="preserve">x</w:t>
+            </w:r>
+            <w:r>
+              <w:rPr>
+                <w:rFonts w:ascii="Consolas" w:cs="Consolas" w:eastAsia="맑은 고딕" w:hAnsi="Consolas"/>
+                <w:b w:val="false"/>
+                <w:bCs w:val="false"/>
+                <w:i w:val="false"/>
+                <w:iCs w:val="false"/>
+                <w:color w:val="24292F"/>
+                <w:sz w:val="17"/>
+                <w:szCs w:val="17"/>
+              </w:rPr>
+              <w:t xml:space="preserve">, </w:t>
+            </w:r>
+            <w:r>
+              <w:rPr>
+                <w:rFonts w:ascii="Consolas" w:cs="Consolas" w:eastAsia="맑은 고딕" w:hAnsi="Consolas"/>
+                <w:b w:val="false"/>
+                <w:bCs w:val="false"/>
+                <w:i w:val="false"/>
+                <w:iCs w:val="false"/>
+                <w:color w:val="24292F"/>
+                <w:sz w:val="17"/>
+                <w:szCs w:val="17"/>
+              </w:rPr>
+              <w:t xml:space="preserve">y</w:t>
+            </w:r>
+            <w:r>
+              <w:rPr>
+                <w:rFonts w:ascii="Consolas" w:cs="Consolas" w:eastAsia="맑은 고딕" w:hAnsi="Consolas"/>
+                <w:b w:val="false"/>
+                <w:bCs w:val="false"/>
+                <w:i w:val="false"/>
+                <w:iCs w:val="false"/>
+                <w:color w:val="24292F"/>
+                <w:sz w:val="17"/>
+                <w:szCs w:val="17"/>
+              </w:rPr>
+              <w:t xml:space="preserve">)</w:t>
+            </w:r>
+          </w:p>
+          <w:p>
+            <w:pPr>
+              <w:spacing w:after="0" w:line="252"/>
+            </w:pPr>
+            <w:r>
+              <w:rPr>
+                <w:rFonts w:ascii="Consolas" w:cs="Consolas" w:eastAsia="맑은 고딕" w:hAnsi="Consolas"/>
+                <w:color w:val="A0A0A0"/>
+                <w:sz w:val="17"/>
+                <w:szCs w:val="17"/>
+              </w:rPr>
+              <w:t xml:space="preserve">18  </w:t>
+            </w:r>
+            <w:r>
+              <w:rPr>
+                <w:rFonts w:ascii="Consolas" w:cs="Consolas" w:eastAsia="맑은 고딕" w:hAnsi="Consolas"/>
+                <w:b w:val="false"/>
+                <w:bCs w:val="false"/>
+                <w:i w:val="false"/>
+                <w:iCs w:val="false"/>
+                <w:color w:val="24292F"/>
+                <w:sz w:val="17"/>
+                <w:szCs w:val="17"/>
+              </w:rPr>
+              <w:t xml:space="preserve">plt</w:t>
+            </w:r>
+            <w:r>
+              <w:rPr>
+                <w:rFonts w:ascii="Consolas" w:cs="Consolas" w:eastAsia="맑은 고딕" w:hAnsi="Consolas"/>
+                <w:b w:val="false"/>
+                <w:bCs w:val="false"/>
+                <w:i w:val="false"/>
+                <w:iCs w:val="false"/>
+                <w:color w:val="24292F"/>
+                <w:sz w:val="17"/>
+                <w:szCs w:val="17"/>
+              </w:rPr>
+              <w:t xml:space="preserve">.</w:t>
+            </w:r>
+            <w:r>
+              <w:rPr>
+                <w:rFonts w:ascii="Consolas" w:cs="Consolas" w:eastAsia="맑은 고딕" w:hAnsi="Consolas"/>
+                <w:b w:val="false"/>
+                <w:bCs w:val="false"/>
+                <w:i w:val="false"/>
+                <w:iCs w:val="false"/>
+                <w:color w:val="24292F"/>
+                <w:sz w:val="17"/>
+                <w:szCs w:val="17"/>
+              </w:rPr>
+              <w:t xml:space="preserve">title</w:t>
+            </w:r>
+            <w:r>
+              <w:rPr>
+                <w:rFonts w:ascii="Consolas" w:cs="Consolas" w:eastAsia="맑은 고딕" w:hAnsi="Consolas"/>
+                <w:b w:val="false"/>
+                <w:bCs w:val="false"/>
+                <w:i w:val="false"/>
+                <w:iCs w:val="false"/>
+                <w:color w:val="24292F"/>
+                <w:sz w:val="17"/>
+                <w:szCs w:val="17"/>
+              </w:rPr>
+              <w:t xml:space="preserve">(</w:t>
+            </w:r>
+            <w:r>
+              <w:rPr>
+                <w:rFonts w:ascii="Consolas" w:cs="Consolas" w:eastAsia="맑은 고딕" w:hAnsi="Consolas"/>
+                <w:b w:val="false"/>
+                <w:bCs w:val="false"/>
+                <w:i w:val="false"/>
+                <w:iCs w:val="false"/>
+                <w:color w:val="A31515"/>
+                <w:sz w:val="17"/>
+                <w:szCs w:val="17"/>
+              </w:rPr>
+              <w:t xml:space="preserve">"plt 방식"</w:t>
+            </w:r>
+            <w:r>
+              <w:rPr>
+                <w:rFonts w:ascii="Consolas" w:cs="Consolas" w:eastAsia="맑은 고딕" w:hAnsi="Consolas"/>
+                <w:b w:val="false"/>
+                <w:bCs w:val="false"/>
+                <w:i w:val="false"/>
+                <w:iCs w:val="false"/>
+                <w:color w:val="24292F"/>
+                <w:sz w:val="17"/>
+                <w:szCs w:val="17"/>
+              </w:rPr>
+              <w:t xml:space="preserve">)</w:t>
+            </w:r>
+          </w:p>
+          <w:p>
+            <w:pPr>
+              <w:spacing w:after="0" w:line="252"/>
+            </w:pPr>
+            <w:r>
+              <w:rPr>
+                <w:rFonts w:ascii="Consolas" w:cs="Consolas" w:eastAsia="맑은 고딕" w:hAnsi="Consolas"/>
+                <w:color w:val="A0A0A0"/>
+                <w:sz w:val="17"/>
+                <w:szCs w:val="17"/>
+              </w:rPr>
+              <w:t xml:space="preserve">19  </w:t>
+            </w:r>
+            <w:r>
+              <w:rPr>
+                <w:rFonts w:ascii="Consolas" w:cs="Consolas" w:eastAsia="맑은 고딕" w:hAnsi="Consolas"/>
+                <w:b w:val="false"/>
+                <w:bCs w:val="false"/>
+                <w:i w:val="false"/>
+                <w:iCs w:val="false"/>
+                <w:color w:val="24292F"/>
+                <w:sz w:val="17"/>
+                <w:szCs w:val="17"/>
+              </w:rPr>
+              <w:t xml:space="preserve">plt</w:t>
+            </w:r>
+            <w:r>
+              <w:rPr>
+                <w:rFonts w:ascii="Consolas" w:cs="Consolas" w:eastAsia="맑은 고딕" w:hAnsi="Consolas"/>
+                <w:b w:val="false"/>
+                <w:bCs w:val="false"/>
+                <w:i w:val="false"/>
+                <w:iCs w:val="false"/>
+                <w:color w:val="24292F"/>
+                <w:sz w:val="17"/>
+                <w:szCs w:val="17"/>
+              </w:rPr>
+              <w:t xml:space="preserve">.</w:t>
+            </w:r>
+            <w:r>
+              <w:rPr>
+                <w:rFonts w:ascii="Consolas" w:cs="Consolas" w:eastAsia="맑은 고딕" w:hAnsi="Consolas"/>
+                <w:b w:val="false"/>
+                <w:bCs w:val="false"/>
+                <w:i w:val="false"/>
+                <w:iCs w:val="false"/>
+                <w:color w:val="24292F"/>
+                <w:sz w:val="17"/>
+                <w:szCs w:val="17"/>
+              </w:rPr>
+              <w:t xml:space="preserve">savefig</w:t>
+            </w:r>
+            <w:r>
+              <w:rPr>
+                <w:rFonts w:ascii="Consolas" w:cs="Consolas" w:eastAsia="맑은 고딕" w:hAnsi="Consolas"/>
+                <w:b w:val="false"/>
+                <w:bCs w:val="false"/>
+                <w:i w:val="false"/>
+                <w:iCs w:val="false"/>
+                <w:color w:val="24292F"/>
+                <w:sz w:val="17"/>
+                <w:szCs w:val="17"/>
+              </w:rPr>
+              <w:t xml:space="preserve">(</w:t>
+            </w:r>
+            <w:r>
+              <w:rPr>
+                <w:rFonts w:ascii="Consolas" w:cs="Consolas" w:eastAsia="맑은 고딕" w:hAnsi="Consolas"/>
+                <w:b w:val="false"/>
+                <w:bCs w:val="false"/>
+                <w:i w:val="false"/>
+                <w:iCs w:val="false"/>
+                <w:color w:val="24292F"/>
+                <w:sz w:val="17"/>
+                <w:szCs w:val="17"/>
+              </w:rPr>
+              <w:t xml:space="preserve">IMG</w:t>
+            </w:r>
+            <w:r>
+              <w:rPr>
+                <w:rFonts w:ascii="Consolas" w:cs="Consolas" w:eastAsia="맑은 고딕" w:hAnsi="Consolas"/>
+                <w:b w:val="false"/>
+                <w:bCs w:val="false"/>
+                <w:i w:val="false"/>
+                <w:iCs w:val="false"/>
+                <w:color w:val="24292F"/>
+                <w:sz w:val="17"/>
+                <w:szCs w:val="17"/>
+              </w:rPr>
+              <w:t xml:space="preserve"> / </w:t>
+            </w:r>
+            <w:r>
+              <w:rPr>
+                <w:rFonts w:ascii="Consolas" w:cs="Consolas" w:eastAsia="맑은 고딕" w:hAnsi="Consolas"/>
+                <w:b w:val="false"/>
+                <w:bCs w:val="false"/>
+                <w:i w:val="false"/>
+                <w:iCs w:val="false"/>
+                <w:color w:val="A31515"/>
+                <w:sz w:val="17"/>
+                <w:szCs w:val="17"/>
+              </w:rPr>
+              <w:t xml:space="preserve">"ex06_plt_style.png"</w:t>
+            </w:r>
+            <w:r>
+              <w:rPr>
+                <w:rFonts w:ascii="Consolas" w:cs="Consolas" w:eastAsia="맑은 고딕" w:hAnsi="Consolas"/>
+                <w:b w:val="false"/>
+                <w:bCs w:val="false"/>
+                <w:i w:val="false"/>
+                <w:iCs w:val="false"/>
+                <w:color w:val="24292F"/>
+                <w:sz w:val="17"/>
+                <w:szCs w:val="17"/>
+              </w:rPr>
+              <w:t xml:space="preserve">, </w:t>
+            </w:r>
+            <w:r>
+              <w:rPr>
+                <w:rFonts w:ascii="Consolas" w:cs="Consolas" w:eastAsia="맑은 고딕" w:hAnsi="Consolas"/>
+                <w:b w:val="false"/>
+                <w:bCs w:val="false"/>
+                <w:i w:val="false"/>
+                <w:iCs w:val="false"/>
+                <w:color w:val="24292F"/>
+                <w:sz w:val="17"/>
+                <w:szCs w:val="17"/>
+              </w:rPr>
+              <w:t xml:space="preserve">dpi</w:t>
+            </w:r>
+            <w:r>
+              <w:rPr>
+                <w:rFonts w:ascii="Consolas" w:cs="Consolas" w:eastAsia="맑은 고딕" w:hAnsi="Consolas"/>
+                <w:b w:val="false"/>
+                <w:bCs w:val="false"/>
+                <w:i w:val="false"/>
+                <w:iCs w:val="false"/>
+                <w:color w:val="24292F"/>
+                <w:sz w:val="17"/>
+                <w:szCs w:val="17"/>
+              </w:rPr>
+              <w:t xml:space="preserve">=</w:t>
+            </w:r>
+            <w:r>
+              <w:rPr>
+                <w:rFonts w:ascii="Consolas" w:cs="Consolas" w:eastAsia="맑은 고딕" w:hAnsi="Consolas"/>
+                <w:b w:val="false"/>
+                <w:bCs w:val="false"/>
+                <w:i w:val="false"/>
+                <w:iCs w:val="false"/>
+                <w:color w:val="098658"/>
+                <w:sz w:val="17"/>
+                <w:szCs w:val="17"/>
+              </w:rPr>
+              <w:t xml:space="preserve">100</w:t>
+            </w:r>
+            <w:r>
+              <w:rPr>
+                <w:rFonts w:ascii="Consolas" w:cs="Consolas" w:eastAsia="맑은 고딕" w:hAnsi="Consolas"/>
+                <w:b w:val="false"/>
+                <w:bCs w:val="false"/>
+                <w:i w:val="false"/>
+                <w:iCs w:val="false"/>
+                <w:color w:val="24292F"/>
+                <w:sz w:val="17"/>
+                <w:szCs w:val="17"/>
+              </w:rPr>
+              <w:t xml:space="preserve">, </w:t>
+            </w:r>
+            <w:r>
+              <w:rPr>
+                <w:rFonts w:ascii="Consolas" w:cs="Consolas" w:eastAsia="맑은 고딕" w:hAnsi="Consolas"/>
+                <w:b w:val="false"/>
+                <w:bCs w:val="false"/>
+                <w:i w:val="false"/>
+                <w:iCs w:val="false"/>
+                <w:color w:val="24292F"/>
+                <w:sz w:val="17"/>
+                <w:szCs w:val="17"/>
+              </w:rPr>
+              <w:t xml:space="preserve">bbox_inches</w:t>
+            </w:r>
+            <w:r>
+              <w:rPr>
+                <w:rFonts w:ascii="Consolas" w:cs="Consolas" w:eastAsia="맑은 고딕" w:hAnsi="Consolas"/>
+                <w:b w:val="false"/>
+                <w:bCs w:val="false"/>
+                <w:i w:val="false"/>
+                <w:iCs w:val="false"/>
+                <w:color w:val="24292F"/>
+                <w:sz w:val="17"/>
+                <w:szCs w:val="17"/>
+              </w:rPr>
+              <w:t xml:space="preserve">=</w:t>
+            </w:r>
+            <w:r>
+              <w:rPr>
+                <w:rFonts w:ascii="Consolas" w:cs="Consolas" w:eastAsia="맑은 고딕" w:hAnsi="Consolas"/>
+                <w:b w:val="false"/>
+                <w:bCs w:val="false"/>
+                <w:i w:val="false"/>
+                <w:iCs w:val="false"/>
+                <w:color w:val="A31515"/>
+                <w:sz w:val="17"/>
+                <w:szCs w:val="17"/>
+              </w:rPr>
+              <w:t xml:space="preserve">"tight"</w:t>
+            </w:r>
+            <w:r>
+              <w:rPr>
+                <w:rFonts w:ascii="Consolas" w:cs="Consolas" w:eastAsia="맑은 고딕" w:hAnsi="Consolas"/>
+                <w:b w:val="false"/>
+                <w:bCs w:val="false"/>
+                <w:i w:val="false"/>
+                <w:iCs w:val="false"/>
+                <w:color w:val="24292F"/>
+                <w:sz w:val="17"/>
+                <w:szCs w:val="17"/>
+              </w:rPr>
+              <w:t xml:space="preserve">)</w:t>
+            </w:r>
+          </w:p>
+          <w:p>
+            <w:pPr>
+              <w:spacing w:after="0" w:line="252"/>
+            </w:pPr>
+            <w:r>
+              <w:rPr>
+                <w:rFonts w:ascii="Consolas" w:cs="Consolas" w:eastAsia="맑은 고딕" w:hAnsi="Consolas"/>
+                <w:color w:val="A0A0A0"/>
+                <w:sz w:val="17"/>
+                <w:szCs w:val="17"/>
+              </w:rPr>
+              <w:t xml:space="preserve">20  </w:t>
+            </w:r>
+            <w:r>
+              <w:rPr>
+                <w:rFonts w:ascii="Consolas" w:cs="Consolas" w:eastAsia="맑은 고딕" w:hAnsi="Consolas"/>
+                <w:b w:val="false"/>
+                <w:bCs w:val="false"/>
+                <w:i/>
+                <w:iCs/>
+                <w:color w:val="6A9955"/>
+                <w:sz w:val="17"/>
+                <w:szCs w:val="17"/>
+              </w:rPr>
+              <w:t xml:space="preserve"># plt.close(): 다음 그림과 섞이지 않게 지금 그림 닫기</w:t>
+            </w:r>
+          </w:p>
+          <w:p>
+            <w:pPr>
+              <w:spacing w:after="0" w:line="252"/>
+            </w:pPr>
+            <w:r>
+              <w:rPr>
+                <w:rFonts w:ascii="Consolas" w:cs="Consolas" w:eastAsia="맑은 고딕" w:hAnsi="Consolas"/>
+                <w:color w:val="A0A0A0"/>
+                <w:sz w:val="17"/>
+                <w:szCs w:val="17"/>
+              </w:rPr>
+              <w:t xml:space="preserve">21  </w:t>
+            </w:r>
+            <w:r>
+              <w:rPr>
+                <w:rFonts w:ascii="Consolas" w:cs="Consolas" w:eastAsia="맑은 고딕" w:hAnsi="Consolas"/>
+                <w:b w:val="false"/>
+                <w:bCs w:val="false"/>
+                <w:i w:val="false"/>
+                <w:iCs w:val="false"/>
+                <w:color w:val="24292F"/>
+                <w:sz w:val="17"/>
+                <w:szCs w:val="17"/>
+              </w:rPr>
+              <w:t xml:space="preserve">plt</w:t>
+            </w:r>
+            <w:r>
+              <w:rPr>
+                <w:rFonts w:ascii="Consolas" w:cs="Consolas" w:eastAsia="맑은 고딕" w:hAnsi="Consolas"/>
+                <w:b w:val="false"/>
+                <w:bCs w:val="false"/>
+                <w:i w:val="false"/>
+                <w:iCs w:val="false"/>
+                <w:color w:val="24292F"/>
+                <w:sz w:val="17"/>
+                <w:szCs w:val="17"/>
+              </w:rPr>
+              <w:t xml:space="preserve">.</w:t>
+            </w:r>
+            <w:r>
+              <w:rPr>
+                <w:rFonts w:ascii="Consolas" w:cs="Consolas" w:eastAsia="맑은 고딕" w:hAnsi="Consolas"/>
+                <w:b w:val="false"/>
+                <w:bCs w:val="false"/>
+                <w:i w:val="false"/>
+                <w:iCs w:val="false"/>
+                <w:color w:val="24292F"/>
+                <w:sz w:val="17"/>
+                <w:szCs w:val="17"/>
+              </w:rPr>
+              <w:t xml:space="preserve">close</w:t>
+            </w:r>
+            <w:r>
+              <w:rPr>
+                <w:rFonts w:ascii="Consolas" w:cs="Consolas" w:eastAsia="맑은 고딕" w:hAnsi="Consolas"/>
+                <w:b w:val="false"/>
+                <w:bCs w:val="false"/>
+                <w:i w:val="false"/>
+                <w:iCs w:val="false"/>
+                <w:color w:val="24292F"/>
+                <w:sz w:val="17"/>
+                <w:szCs w:val="17"/>
+              </w:rPr>
+              <w:t xml:space="preserve">()</w:t>
+            </w:r>
+          </w:p>
+          <w:p>
+            <w:pPr>
+              <w:spacing w:after="0" w:line="252"/>
+            </w:pPr>
+            <w:r>
+              <w:rPr>
+                <w:rFonts w:ascii="Consolas" w:cs="Consolas" w:eastAsia="맑은 고딕" w:hAnsi="Consolas"/>
+                <w:color w:val="A0A0A0"/>
+                <w:sz w:val="17"/>
+                <w:szCs w:val="17"/>
+              </w:rPr>
+              <w:t xml:space="preserve">22  </w:t>
+            </w:r>
+            <w:r>
+              <w:rPr>
+                <w:rFonts w:ascii="Consolas" w:cs="Consolas" w:eastAsia="맑은 고딕" w:hAnsi="Consolas"/>
+                <w:sz w:val="17"/>
+                <w:szCs w:val="17"/>
+              </w:rPr>
+              <w:t xml:space="preserve"> </w:t>
+            </w:r>
+          </w:p>
+          <w:p>
+            <w:pPr>
+              <w:spacing w:after="0" w:line="252"/>
+            </w:pPr>
+            <w:r>
+              <w:rPr>
+                <w:rFonts w:ascii="Consolas" w:cs="Consolas" w:eastAsia="맑은 고딕" w:hAnsi="Consolas"/>
+                <w:color w:val="A0A0A0"/>
+                <w:sz w:val="17"/>
+                <w:szCs w:val="17"/>
+              </w:rPr>
+              <w:t xml:space="preserve">23  </w:t>
+            </w:r>
+            <w:r>
+              <w:rPr>
+                <w:rFonts w:ascii="Consolas" w:cs="Consolas" w:eastAsia="맑은 고딕" w:hAnsi="Consolas"/>
+                <w:b w:val="false"/>
+                <w:bCs w:val="false"/>
+                <w:i/>
+                <w:iCs/>
+                <w:color w:val="6A9955"/>
+                <w:sz w:val="17"/>
+                <w:szCs w:val="17"/>
+              </w:rPr>
               <w:t xml:space="preserve"># 방법 2: fig, ax 방식 (여러 그래프, 세밀한 조정) ← 앞으로 주로 사용</w:t>
             </w:r>
           </w:p>
@@ -24800,7 +25043,34 @@
                 <w:sz w:val="17"/>
                 <w:szCs w:val="17"/>
               </w:rPr>
-              <w:t xml:space="preserve">22  </w:t>
+              <w:t xml:space="preserve">24  </w:t>
+            </w:r>
+            <w:r>
+              <w:rPr>
+                <w:rFonts w:ascii="Consolas" w:cs="Consolas" w:eastAsia="맑은 고딕" w:hAnsi="Consolas"/>
+                <w:b w:val="false"/>
+                <w:bCs w:val="false"/>
+                <w:i/>
+                <w:iCs/>
+                <w:color w:val="6A9955"/>
+                <w:sz w:val="17"/>
+                <w:szCs w:val="17"/>
+              </w:rPr>
+              <w:t xml:space="preserve"># fig = 그림 전체(도화지), ax = 그래프 한 칸 → ax.set_title 처럼 칸에 직접 명령</w:t>
+            </w:r>
+          </w:p>
+          <w:p>
+            <w:pPr>
+              <w:spacing w:after="0" w:line="252"/>
+            </w:pPr>
+            <w:r>
+              <w:rPr>
+                <w:rFonts w:ascii="Consolas" w:cs="Consolas" w:eastAsia="맑은 고딕" w:hAnsi="Consolas"/>
+                <w:color w:val="A0A0A0"/>
+                <w:sz w:val="17"/>
+                <w:szCs w:val="17"/>
+              </w:rPr>
+              <w:t xml:space="preserve">25  </w:t>
             </w:r>
             <w:r>
               <w:rPr>
@@ -24996,7 +25266,7 @@
                 <w:sz w:val="17"/>
                 <w:szCs w:val="17"/>
               </w:rPr>
-              <w:t xml:space="preserve">23  </w:t>
+              <w:t xml:space="preserve">26  </w:t>
             </w:r>
             <w:r>
               <w:rPr>
@@ -25166,7 +25436,7 @@
                 <w:sz w:val="17"/>
                 <w:szCs w:val="17"/>
               </w:rPr>
-              <w:t xml:space="preserve">24  </w:t>
+              <w:t xml:space="preserve">27  </w:t>
             </w:r>
             <w:r>
               <w:rPr>
@@ -25258,7 +25528,7 @@
                 <w:sz w:val="17"/>
                 <w:szCs w:val="17"/>
               </w:rPr>
-              <w:t xml:space="preserve">25  </w:t>
+              <w:t xml:space="preserve">28  </w:t>
             </w:r>
             <w:r>
               <w:rPr>
@@ -25350,7 +25620,7 @@
                 <w:sz w:val="17"/>
                 <w:szCs w:val="17"/>
               </w:rPr>
-              <w:t xml:space="preserve">26  </w:t>
+              <w:t xml:space="preserve">29  </w:t>
             </w:r>
             <w:r>
               <w:rPr>
@@ -25442,7 +25712,7 @@
                 <w:sz w:val="17"/>
                 <w:szCs w:val="17"/>
               </w:rPr>
-              <w:t xml:space="preserve">27  </w:t>
+              <w:t xml:space="preserve">30  </w:t>
             </w:r>
             <w:r>
               <w:rPr>
@@ -25664,7 +25934,7 @@
                 <w:sz w:val="17"/>
                 <w:szCs w:val="17"/>
               </w:rPr>
-              <w:t xml:space="preserve">28  </w:t>
+              <w:t xml:space="preserve">31  </w:t>
             </w:r>
             <w:r>
               <w:rPr>
@@ -25860,7 +26130,7 @@
                 <w:sz w:val="17"/>
                 <w:szCs w:val="17"/>
               </w:rPr>
-              <w:t xml:space="preserve">29  </w:t>
+              <w:t xml:space="preserve">32  </w:t>
             </w:r>
             <w:r>
               <w:rPr>
@@ -26098,7 +26368,7 @@
                 <w:sz w:val="19"/>
                 <w:szCs w:val="19"/>
               </w:rPr>
-              <w:t xml:space="preserve">19</w:t>
+              <w:t xml:space="preserve">21</w:t>
             </w:r>
           </w:p>
         </w:tc>
@@ -26200,7 +26470,7 @@
                 <w:sz w:val="19"/>
                 <w:szCs w:val="19"/>
               </w:rPr>
-              <w:t xml:space="preserve">22</w:t>
+              <w:t xml:space="preserve">25</w:t>
             </w:r>
           </w:p>
         </w:tc>
@@ -26336,7 +26606,7 @@
                 <w:sz w:val="19"/>
                 <w:szCs w:val="19"/>
               </w:rPr>
-              <w:t xml:space="preserve">24</w:t>
+              <w:t xml:space="preserve">27</w:t>
             </w:r>
           </w:p>
         </w:tc>
@@ -26455,7 +26725,7 @@
                 <w:sz w:val="19"/>
                 <w:szCs w:val="19"/>
               </w:rPr>
-              <w:t xml:space="preserve">27</w:t>
+              <w:t xml:space="preserve">30</w:t>
             </w:r>
           </w:p>
         </w:tc>
